--- a/tours/Программа туров актуальная.docx
+++ b/tours/Программа туров актуальная.docx
@@ -20,9 +20,691 @@
         </w:rPr>
         <w:t>С 01.10.2026 цена туров по 630 евро поднимается до 670 евро. Бронирование до 30.09.2026 по старой цене 630 евро.</w:t>
       </w:r>
+    </w:p>
+    <w:p>
+      <w:pPr>
+        <w:pStyle w:val="Heading1"/>
+        <w:rPr/>
+      </w:pPr>
+      <w:r>
+        <w:rPr/>
+        <w:t>Зимние каникулы в Париже</w:t>
+      </w:r>
+    </w:p>
+    <w:p>
+      <w:pPr>
+        <w:pStyle w:val="Normal"/>
+        <w:rPr/>
+      </w:pPr>
+      <w:r>
+        <w:rPr/>
+        <w:t>Виза - не обязательно</w:t>
+      </w:r>
+    </w:p>
+    <w:p>
+      <w:pPr>
+        <w:pStyle w:val="Normal"/>
+        <w:rPr/>
+      </w:pPr>
+      <w:r>
+        <w:rPr/>
+        <w:t>Куда: Минск - Майсен - Люксембург - Париж - Диснейленд* - Ротенбург-на-Таубере - Прага - Минск</w:t>
+      </w:r>
+    </w:p>
+    <w:p>
+      <w:pPr>
+        <w:pStyle w:val="Normal"/>
+        <w:rPr/>
+      </w:pPr>
+      <w:r>
+        <w:rPr/>
+        <w:t>Когда: 02.01.2027 - 10.01.2027</w:t>
+      </w:r>
+    </w:p>
+    <w:p>
+      <w:pPr>
+        <w:pStyle w:val="Normal"/>
+        <w:rPr/>
+      </w:pPr>
+      <w:r>
+        <w:rPr/>
+        <w:t>Сколько стоит: 590 € (на человека при проживании в 2 или 3 местном номере)</w:t>
+      </w:r>
+    </w:p>
+    <w:p>
+      <w:pPr>
+        <w:pStyle w:val="Normal"/>
+        <w:rPr/>
+      </w:pPr>
+      <w:r>
+        <w:rPr/>
+        <w:t>Что включено в стоимость тура:</w:t>
+      </w:r>
+    </w:p>
+    <w:p>
+      <w:pPr>
+        <w:pStyle w:val="Normal"/>
+        <w:rPr/>
+      </w:pPr>
+      <w:r>
+        <w:rPr/>
+        <w:t>туруслуга</w:t>
+      </w:r>
+    </w:p>
+    <w:p>
+      <w:pPr>
+        <w:pStyle w:val="Normal"/>
+        <w:rPr/>
+      </w:pPr>
+      <w:r>
+        <w:rPr/>
+        <w:t>проезд автобусом</w:t>
+      </w:r>
+    </w:p>
+    <w:p>
+      <w:pPr>
+        <w:pStyle w:val="Normal"/>
+        <w:rPr/>
+      </w:pPr>
+      <w:r>
+        <w:rPr/>
+        <w:t>6 ночлегов в отелях</w:t>
+      </w:r>
+    </w:p>
+    <w:p>
+      <w:pPr>
+        <w:pStyle w:val="Normal"/>
+        <w:rPr/>
+      </w:pPr>
+      <w:r>
+        <w:rPr/>
+        <w:t>6 завтраков в отелях</w:t>
+      </w:r>
+    </w:p>
+    <w:p>
+      <w:pPr>
+        <w:pStyle w:val="Normal"/>
+        <w:rPr/>
+      </w:pPr>
+      <w:r>
+        <w:rPr/>
+        <w:t>обзорные экскурсии в Майсене, Люксембурге, Париже, Ротенбурге-на-Таубере, Праге</w:t>
+      </w:r>
+    </w:p>
+    <w:p>
+      <w:pPr>
+        <w:pStyle w:val="Normal"/>
+        <w:rPr/>
+      </w:pPr>
+      <w:r>
+        <w:rPr/>
+        <w:t>услуги сопровождающего</w:t>
+      </w:r>
+    </w:p>
+    <w:p>
+      <w:pPr>
+        <w:pStyle w:val="Normal"/>
+        <w:rPr/>
+      </w:pPr>
+      <w:r>
+        <w:rPr/>
+        <w:t>городские налоги</w:t>
+      </w:r>
+    </w:p>
+    <w:p>
+      <w:pPr>
+        <w:pStyle w:val="Normal"/>
+        <w:rPr/>
+      </w:pPr>
+      <w:r>
+        <w:rPr/>
+        <w:t>Что оплачивается дополнительно:</w:t>
+      </w:r>
+    </w:p>
+    <w:p>
+      <w:pPr>
+        <w:pStyle w:val="Normal"/>
+        <w:rPr/>
+      </w:pPr>
+      <w:r>
+        <w:rPr/>
+        <w:t>Обязательно:</w:t>
+      </w:r>
+    </w:p>
+    <w:p>
+      <w:pPr>
+        <w:pStyle w:val="Normal"/>
+        <w:rPr/>
+      </w:pPr>
+      <w:r>
+        <w:rPr/>
+        <w:t>медицинская страховка (оформляется самостоятельно)</w:t>
+      </w:r>
+    </w:p>
+    <w:p>
+      <w:pPr>
+        <w:pStyle w:val="Normal"/>
+        <w:rPr/>
+      </w:pPr>
+      <w:r>
+        <w:rPr/>
+        <w:t>При необходимости:</w:t>
+      </w:r>
+    </w:p>
+    <w:p>
+      <w:pPr>
+        <w:pStyle w:val="Normal"/>
+        <w:rPr/>
+      </w:pPr>
+      <w:r>
+        <w:rPr/>
+        <w:t>консульский сбор за открытие визы - 35 € + 32 бел.рубля услуги визового центра</w:t>
+      </w:r>
+    </w:p>
+    <w:p>
+      <w:pPr>
+        <w:pStyle w:val="Normal"/>
+        <w:rPr/>
+      </w:pPr>
+      <w:r>
+        <w:rPr/>
+        <w:t>оплата ускоренного продвижения ко въезду на КПП с использованием дополнительных мер при скоплении большого количества автобусов накануне выезда - 20 €</w:t>
+      </w:r>
+    </w:p>
+    <w:p>
+      <w:pPr>
+        <w:pStyle w:val="Normal"/>
+        <w:rPr/>
+      </w:pPr>
+      <w:r>
+        <w:rPr/>
+        <w:t>По желанию (*):</w:t>
+      </w:r>
+    </w:p>
+    <w:p>
+      <w:pPr>
+        <w:pStyle w:val="Normal"/>
+        <w:rPr/>
+      </w:pPr>
+      <w:r>
+        <w:rPr/>
+        <w:t>поездка в Диснейленд с входными билетами - от 80€</w:t>
+      </w:r>
+    </w:p>
+    <w:p>
+      <w:pPr>
+        <w:pStyle w:val="Normal"/>
+        <w:rPr/>
+      </w:pPr>
+      <w:r>
+        <w:rPr/>
+        <w:t>экскурсия «Чрево Парижа» – 15 € / 10€</w:t>
+      </w:r>
+    </w:p>
+    <w:p>
+      <w:pPr>
+        <w:pStyle w:val="Normal"/>
+        <w:rPr/>
+      </w:pPr>
+      <w:r>
+        <w:rPr/>
+        <w:t>экскурсия по Монмартру - 15 € / 10€</w:t>
+      </w:r>
+    </w:p>
+    <w:p>
+      <w:pPr>
+        <w:pStyle w:val="Normal"/>
+        <w:rPr/>
+      </w:pPr>
+      <w:r>
+        <w:rPr/>
+        <w:t>круиз по Сене - 18 € / 12 €</w:t>
+      </w:r>
+    </w:p>
+    <w:p>
+      <w:pPr>
+        <w:pStyle w:val="Normal"/>
+        <w:rPr/>
+      </w:pPr>
+      <w:r>
+        <w:rPr/>
+        <w:t>теплоходная прогулка по Влтаве с ужином «шведский стол» - 30 €</w:t>
+      </w:r>
+    </w:p>
+    <w:p>
+      <w:pPr>
+        <w:pStyle w:val="Normal"/>
+        <w:rPr/>
+      </w:pPr>
+      <w:r>
+        <w:rPr/>
+        <w:t>аренда наушников для экскурсий - 10 €</w:t>
+      </w:r>
+    </w:p>
+    <w:p>
+      <w:pPr>
+        <w:pStyle w:val="Normal"/>
+        <w:rPr/>
+      </w:pPr>
+      <w:r>
+        <w:rPr/>
+        <w:t>Дополнительные экскурсии состоятся при минимальной группе 25 чел.</w:t>
+      </w:r>
+    </w:p>
+    <w:p>
+      <w:pPr>
+        <w:pStyle w:val="Normal"/>
+        <w:rPr/>
+      </w:pPr>
+      <w:r>
+        <w:rPr/>
+        <w:t>Программа тура:</w:t>
+      </w:r>
+    </w:p>
+    <w:p>
+      <w:pPr>
+        <w:pStyle w:val="Normal"/>
+        <w:rPr/>
+      </w:pPr>
+      <w:r>
+        <w:rPr/>
+        <w:t>1 день, суббота: Выезд из Минска ориентировочно в 15.00. Прохождение границы.</w:t>
+      </w:r>
+    </w:p>
+    <w:p>
+      <w:pPr>
+        <w:pStyle w:val="Normal"/>
+        <w:rPr/>
+      </w:pPr>
+      <w:r>
+        <w:rPr/>
+        <w:t>2 день, воскресенье: Транзит по Польше и Германии. Ночлег под Дрезденом.</w:t>
+      </w:r>
+    </w:p>
+    <w:p>
+      <w:pPr>
+        <w:pStyle w:val="Normal"/>
+        <w:rPr/>
+      </w:pPr>
+      <w:r>
+        <w:rPr/>
+        <w:t>3 день, понедельник: Завтрак, выселение. Майсен (обзорная, замок Альбрехтсбург). Ночлег в Германии.</w:t>
+      </w:r>
+    </w:p>
+    <w:p>
+      <w:pPr>
+        <w:pStyle w:val="Normal"/>
+        <w:rPr/>
+      </w:pPr>
+      <w:r>
+        <w:rPr/>
+        <w:t>4 день, вторник: Завтрак, выселение. Люксембург (обзорная), свободное время. Переезд в Париж, вечерний кораблик по Сене*. Ночлег под Парижем.</w:t>
+      </w:r>
+    </w:p>
+    <w:p>
+      <w:pPr>
+        <w:pStyle w:val="Normal"/>
+        <w:rPr/>
+      </w:pPr>
+      <w:r>
+        <w:rPr/>
+        <w:t>5 день, среда: Завтрак. Свободный день в Париже или Диснейленд* на целый день (трансфер, вечернее шоу). Ночлег под Парижем.</w:t>
+      </w:r>
+    </w:p>
+    <w:p>
+      <w:pPr>
+        <w:pStyle w:val="Normal"/>
+        <w:rPr/>
+      </w:pPr>
+      <w:r>
+        <w:rPr/>
+        <w:t>6 день, четверг: Завтрак, выселение. Автобусная обзорная по Парижу с гидом, по желанию Монмартр* и «Чрево Парижа»*. Переезд во Францию, ночлег.</w:t>
+      </w:r>
+    </w:p>
+    <w:p>
+      <w:pPr>
+        <w:pStyle w:val="Normal"/>
+        <w:rPr/>
+      </w:pPr>
+      <w:r>
+        <w:rPr/>
+        <w:t>7 день, пятница: Завтрак, выселение. Ротенбург-на-Таубере, свободное время. Ночлег в Чехии.</w:t>
+      </w:r>
+    </w:p>
+    <w:p>
+      <w:pPr>
+        <w:pStyle w:val="Normal"/>
+        <w:rPr/>
+      </w:pPr>
+      <w:r>
+        <w:rPr/>
+        <w:t>8 день, суббота: Завтрак, выселение. Обзорная по Праге с гидом, свободное время или кораблик по Влтаве* с ужином. Переезд на границу.</w:t>
+      </w:r>
+    </w:p>
+    <w:p>
+      <w:pPr>
+        <w:pStyle w:val="Normal"/>
+        <w:rPr/>
+      </w:pPr>
+      <w:r>
+        <w:rPr/>
+        <w:t>9 день, воскресенье: Прибытие в Минск.</w:t>
+      </w:r>
+    </w:p>
+    <w:p>
+      <w:pPr>
+        <w:pStyle w:val="Normal"/>
+        <w:rPr/>
+      </w:pPr>
+      <w:r>
+        <w:rPr/>
+      </w:r>
+    </w:p>
+    <w:p>
+      <w:pPr>
+        <w:pStyle w:val="Normal"/>
+        <w:rPr/>
+      </w:pPr>
+      <w:r>
+        <w:rPr/>
+        <w:t>Ссылка на тур - https://docs.google.com/document/d/1RFUf7BYk4prfwkiVUzXOK5K8Su2aMN99/edit?usp=drivesdk&amp;ouid=111300583727093131417&amp;rtpof=true&amp;sd=true</w:t>
+      </w:r>
+    </w:p>
+    <w:p>
+      <w:pPr>
+        <w:pStyle w:val="Normal"/>
+        <w:spacing w:before="480" w:after="0"/>
+        <w:rPr>
+          <w:lang w:val="ru-RU"/>
+        </w:rPr>
+      </w:pPr>
+      <w:r>
+        <w:rPr>
+          <w:lang w:val="ru-RU"/>
+        </w:rPr>
+        <w:t>Ссылка на бронирование - https://sundita.by/tur/zimnie-kanikuly-v-parizhe/</w:t>
+      </w:r>
+    </w:p>
+    <w:p>
+      <w:pPr>
+        <w:pStyle w:val="Heading1"/>
+        <w:spacing w:before="480" w:after="0"/>
+        <w:rPr/>
+      </w:pPr>
       <w:r>
         <w:rPr/>
         <w:br/>
+        <w:t>ВАРШАВА - БЕРЛИН - ПОЗНАНЬ</w:t>
+      </w:r>
+    </w:p>
+    <w:p>
+      <w:pPr>
+        <w:pStyle w:val="Normal"/>
+        <w:rPr/>
+      </w:pPr>
+      <w:r>
+        <w:rPr/>
+        <w:t>Виза - НУЖНА</w:t>
+      </w:r>
+    </w:p>
+    <w:p>
+      <w:pPr>
+        <w:pStyle w:val="Normal"/>
+        <w:rPr/>
+      </w:pPr>
+      <w:r>
+        <w:rPr/>
+        <w:t>Куда: Варшава - Берлин - Познань</w:t>
+      </w:r>
+    </w:p>
+    <w:p>
+      <w:pPr>
+        <w:pStyle w:val="Normal"/>
+        <w:rPr/>
+      </w:pPr>
+      <w:r>
+        <w:rPr/>
+        <w:t>Когда: 19.08.2026 - 23.08.2026</w:t>
+      </w:r>
+    </w:p>
+    <w:p>
+      <w:pPr>
+        <w:pStyle w:val="Normal"/>
+        <w:rPr/>
+      </w:pPr>
+      <w:r>
+        <w:rPr/>
+        <w:t>30.09.2026 - 04.10.2026</w:t>
+      </w:r>
+    </w:p>
+    <w:p>
+      <w:pPr>
+        <w:pStyle w:val="Normal"/>
+        <w:rPr/>
+      </w:pPr>
+      <w:r>
+        <w:rPr/>
+        <w:t>03.11.2026 - 07.11.2026</w:t>
+      </w:r>
+    </w:p>
+    <w:p>
+      <w:pPr>
+        <w:pStyle w:val="Normal"/>
+        <w:rPr/>
+      </w:pPr>
+      <w:r>
+        <w:rPr/>
+        <w:t>20.01.2027 - 24.01.2027</w:t>
+      </w:r>
+    </w:p>
+    <w:p>
+      <w:pPr>
+        <w:pStyle w:val="Normal"/>
+        <w:rPr/>
+      </w:pPr>
+      <w:r>
+        <w:rPr/>
+        <w:t>Сколько стоит: 220 € без скрытых доплат! (на человека при проживании в 2-местном номере)</w:t>
+      </w:r>
+    </w:p>
+    <w:p>
+      <w:pPr>
+        <w:pStyle w:val="Normal"/>
+        <w:rPr/>
+      </w:pPr>
+      <w:r>
+        <w:rPr/>
+        <w:t>Внимание! в случае перегруженности границы и возникновении необходимости довоза в ожидающий в очереди автобус, стоимость тура увеличивается на 20 €</w:t>
+      </w:r>
+    </w:p>
+    <w:p>
+      <w:pPr>
+        <w:pStyle w:val="Normal"/>
+        <w:rPr/>
+      </w:pPr>
+      <w:r>
+        <w:rPr/>
+        <w:t>Что включено в стоимость тура:</w:t>
+      </w:r>
+    </w:p>
+    <w:p>
+      <w:pPr>
+        <w:pStyle w:val="Normal"/>
+        <w:rPr/>
+      </w:pPr>
+      <w:r>
+        <w:rPr/>
+        <w:t>Обзорные экскурсии по Варшаве* (при благоприятном прохождении границы), Берлину и Познани</w:t>
+      </w:r>
+    </w:p>
+    <w:p>
+      <w:pPr>
+        <w:pStyle w:val="Normal"/>
+        <w:rPr/>
+      </w:pPr>
+      <w:r>
+        <w:rPr/>
+        <w:t>Использование наушников во все экскурсионные дни</w:t>
+      </w:r>
+    </w:p>
+    <w:p>
+      <w:pPr>
+        <w:pStyle w:val="Normal"/>
+        <w:rPr/>
+      </w:pPr>
+      <w:r>
+        <w:rPr/>
+        <w:t>Проезд на комфортабельном автобусе</w:t>
+      </w:r>
+    </w:p>
+    <w:p>
+      <w:pPr>
+        <w:pStyle w:val="Normal"/>
+        <w:rPr/>
+      </w:pPr>
+      <w:r>
+        <w:rPr/>
+        <w:t>2 ночлега в гостиницах с завтраками</w:t>
+      </w:r>
+    </w:p>
+    <w:p>
+      <w:pPr>
+        <w:pStyle w:val="Normal"/>
+        <w:rPr/>
+      </w:pPr>
+      <w:r>
+        <w:rPr/>
+        <w:t>Сопровождение по маршруту</w:t>
+      </w:r>
+    </w:p>
+    <w:p>
+      <w:pPr>
+        <w:pStyle w:val="Normal"/>
+        <w:rPr/>
+      </w:pPr>
+      <w:r>
+        <w:rPr/>
+        <w:t>Туруслуга</w:t>
+      </w:r>
+    </w:p>
+    <w:p>
+      <w:pPr>
+        <w:pStyle w:val="Normal"/>
+        <w:rPr/>
+      </w:pPr>
+      <w:r>
+        <w:rPr/>
+        <w:t>Что оплачивается дополнительно по желанию:</w:t>
+      </w:r>
+    </w:p>
+    <w:p>
+      <w:pPr>
+        <w:pStyle w:val="Normal"/>
+        <w:rPr/>
+      </w:pPr>
+      <w:r>
+        <w:rPr/>
+        <w:t>Медицинская страховка (обязательна, оформляется самостоятельно)</w:t>
+      </w:r>
+    </w:p>
+    <w:p>
+      <w:pPr>
+        <w:pStyle w:val="Normal"/>
+        <w:rPr/>
+      </w:pPr>
+      <w:r>
+        <w:rPr/>
+        <w:t>Программа тура:</w:t>
+      </w:r>
+    </w:p>
+    <w:p>
+      <w:pPr>
+        <w:pStyle w:val="Normal"/>
+        <w:rPr/>
+      </w:pPr>
+      <w:r>
+        <w:rPr/>
+        <w:t>1 день (день выезда, среда): Выезд из Минска ориентировочно в 17.00, из Бреста ориентировочно в 21.30. Прохождение границы.</w:t>
+      </w:r>
+    </w:p>
+    <w:p>
+      <w:pPr>
+        <w:pStyle w:val="Normal"/>
+        <w:rPr/>
+      </w:pPr>
+      <w:r>
+        <w:rPr/>
+        <w:t>2 день (первый день программы, четверг): Прибытие в Варшаву* (при хорошем прохождении границы), экскурсия по Старому городу. Ночлег в Польше.</w:t>
+      </w:r>
+    </w:p>
+    <w:p>
+      <w:pPr>
+        <w:pStyle w:val="Normal"/>
+        <w:rPr/>
+      </w:pPr>
+      <w:r>
+        <w:rPr/>
+        <w:t>3 день (второй день программы, пятница): Завтрак. Переезд в Берлин, обзорная экскурсия (Потсдамская площадь, Унтер-дер-Линден, Музейный остров, Бранденбургские ворота, Рейхстаг). Свободное время. Возврат в отель в Польше.</w:t>
+      </w:r>
+    </w:p>
+    <w:p>
+      <w:pPr>
+        <w:pStyle w:val="Normal"/>
+        <w:rPr/>
+      </w:pPr>
+      <w:r>
+        <w:rPr/>
+        <w:t>4 день (третий день программы, суббота): Завтрак, выселение. Переезд в Познань, обзорная экскурсия. Транзит по Польше, прохождение границы.</w:t>
+      </w:r>
+    </w:p>
+    <w:p>
+      <w:pPr>
+        <w:pStyle w:val="Normal"/>
+        <w:rPr/>
+      </w:pPr>
+      <w:r>
+        <w:rPr/>
+        <w:t>5 день (день приезда, воскресенье): Прибытие домой рано утром.</w:t>
+      </w:r>
+    </w:p>
+    <w:p>
+      <w:pPr>
+        <w:pStyle w:val="Normal"/>
+        <w:rPr/>
+      </w:pPr>
+      <w:r>
+        <w:rPr/>
+      </w:r>
+    </w:p>
+    <w:p>
+      <w:pPr>
+        <w:pStyle w:val="Normal"/>
+        <w:rPr/>
+      </w:pPr>
+      <w:r>
+        <w:rPr/>
+        <w:t>Ссылка на тур - https://docs.google.com/document/d/1dUOv4ndPaadbKwfd6tTDQPGfVhS2DGaD</w:t>
+      </w:r>
+    </w:p>
+    <w:p>
+      <w:pPr>
+        <w:pStyle w:val="Normal"/>
+        <w:spacing w:before="480" w:after="0"/>
+        <w:rPr/>
+      </w:pPr>
+      <w:r>
+        <w:rPr/>
+        <w:t>Ссылка на бронирование - https://sundita.by/tur/varshava-berlin-poznan</w:t>
+      </w:r>
+    </w:p>
+    <w:p>
+      <w:pPr>
+        <w:pStyle w:val="Heading1"/>
+        <w:spacing w:before="480" w:after="0"/>
+        <w:rPr/>
+      </w:pPr>
+      <w:r>
+        <w:rPr/>
         <w:br/>
         <w:t>ВДП</w:t>
       </w:r>
@@ -1188,7 +1870,565 @@
       </w:pPr>
       <w:r>
         <w:rPr/>
-        <w:t>ВАРШАВА - БЕРЛИН - ПОЗНАНЬ</w:t>
+        <w:t>Французский поцелуй</w:t>
+      </w:r>
+    </w:p>
+    <w:p>
+      <w:pPr>
+        <w:pStyle w:val="Normal"/>
+        <w:rPr/>
+      </w:pPr>
+      <w:r>
+        <w:rPr/>
+        <w:t>Виза - не обязательно</w:t>
+      </w:r>
+    </w:p>
+    <w:p>
+      <w:pPr>
+        <w:pStyle w:val="Normal"/>
+        <w:rPr/>
+      </w:pPr>
+      <w:r>
+        <w:rPr/>
+        <w:t>Куда: Минск - Потсдам - Амстердам - Париж 3 дня - Люксембург - Трир - Минск</w:t>
+      </w:r>
+    </w:p>
+    <w:p>
+      <w:pPr>
+        <w:pStyle w:val="Normal"/>
+        <w:rPr/>
+      </w:pPr>
+      <w:r>
+        <w:rPr/>
+        <w:t>Когда: 24.10.2026 - 02.11.2026 (мест нет)</w:t>
+      </w:r>
+    </w:p>
+    <w:p>
+      <w:pPr>
+        <w:pStyle w:val="Normal"/>
+        <w:rPr/>
+      </w:pPr>
+      <w:r>
+        <w:rPr/>
+        <w:t>19.12.2026 - 28.12.2026 (мест нет)</w:t>
+      </w:r>
+    </w:p>
+    <w:p>
+      <w:pPr>
+        <w:pStyle w:val="Normal"/>
+        <w:rPr/>
+      </w:pPr>
+      <w:r>
+        <w:rPr/>
+        <w:t>13.02.2027 - 22.02.2027</w:t>
+      </w:r>
+    </w:p>
+    <w:p>
+      <w:pPr>
+        <w:pStyle w:val="Normal"/>
+        <w:rPr/>
+      </w:pPr>
+      <w:r>
+        <w:rPr/>
+        <w:t>06.03.2027 - 15.03.2027</w:t>
+      </w:r>
+    </w:p>
+    <w:p>
+      <w:pPr>
+        <w:pStyle w:val="Normal"/>
+        <w:rPr/>
+      </w:pPr>
+      <w:r>
+        <w:rPr/>
+        <w:t>17.04.2027 - 26.04.2027</w:t>
+      </w:r>
+    </w:p>
+    <w:p>
+      <w:pPr>
+        <w:pStyle w:val="Normal"/>
+        <w:rPr/>
+      </w:pPr>
+      <w:r>
+        <w:rPr/>
+        <w:t>08.05.2027 - 17.05.2027</w:t>
+      </w:r>
+    </w:p>
+    <w:p>
+      <w:pPr>
+        <w:pStyle w:val="Normal"/>
+        <w:rPr/>
+      </w:pPr>
+      <w:r>
+        <w:rPr/>
+        <w:t>12.06.2027 - 21.06.2027</w:t>
+      </w:r>
+    </w:p>
+    <w:p>
+      <w:pPr>
+        <w:pStyle w:val="Normal"/>
+        <w:rPr/>
+      </w:pPr>
+      <w:r>
+        <w:rPr/>
+        <w:t>07.08.2027 - 16.08.2027</w:t>
+      </w:r>
+    </w:p>
+    <w:p>
+      <w:pPr>
+        <w:pStyle w:val="Normal"/>
+        <w:rPr/>
+      </w:pPr>
+      <w:r>
+        <w:rPr/>
+        <w:t>18.09.2027 - 27.09.2027</w:t>
+      </w:r>
+    </w:p>
+    <w:p>
+      <w:pPr>
+        <w:pStyle w:val="Normal"/>
+        <w:rPr/>
+      </w:pPr>
+      <w:r>
+        <w:rPr/>
+        <w:t>16.10.2027 - 25.10.2027</w:t>
+      </w:r>
+    </w:p>
+    <w:p>
+      <w:pPr>
+        <w:pStyle w:val="Normal"/>
+        <w:rPr/>
+      </w:pPr>
+      <w:r>
+        <w:rPr/>
+        <w:t>06.11.2027 - 15.11.2027</w:t>
+      </w:r>
+    </w:p>
+    <w:p>
+      <w:pPr>
+        <w:pStyle w:val="Normal"/>
+        <w:rPr/>
+      </w:pPr>
+      <w:r>
+        <w:rPr/>
+        <w:t>04.12.2027 - 13.12.2027</w:t>
+      </w:r>
+    </w:p>
+    <w:p>
+      <w:pPr>
+        <w:pStyle w:val="Normal"/>
+        <w:rPr/>
+      </w:pPr>
+      <w:r>
+        <w:rPr/>
+        <w:t>Сколько стоит: 630 € (на человека при проживании в 2 или 3 местном номере).</w:t>
+      </w:r>
+    </w:p>
+    <w:p>
+      <w:pPr>
+        <w:pStyle w:val="Normal"/>
+        <w:rPr/>
+      </w:pPr>
+      <w:r>
+        <w:rPr/>
+        <w:t>Что включено в стоимость тура:</w:t>
+      </w:r>
+    </w:p>
+    <w:p>
+      <w:pPr>
+        <w:pStyle w:val="Normal"/>
+        <w:rPr/>
+      </w:pPr>
+      <w:r>
+        <w:rPr/>
+        <w:t>туруслуга</w:t>
+      </w:r>
+    </w:p>
+    <w:p>
+      <w:pPr>
+        <w:pStyle w:val="Normal"/>
+        <w:rPr/>
+      </w:pPr>
+      <w:r>
+        <w:rPr/>
+        <w:t>визовая поддержка</w:t>
+      </w:r>
+    </w:p>
+    <w:p>
+      <w:pPr>
+        <w:pStyle w:val="Normal"/>
+        <w:rPr/>
+      </w:pPr>
+      <w:r>
+        <w:rPr/>
+        <w:t>проезд автобусом</w:t>
+      </w:r>
+    </w:p>
+    <w:p>
+      <w:pPr>
+        <w:pStyle w:val="Normal"/>
+        <w:rPr/>
+      </w:pPr>
+      <w:r>
+        <w:rPr/>
+        <w:t>7 ночлегов в отелях</w:t>
+      </w:r>
+    </w:p>
+    <w:p>
+      <w:pPr>
+        <w:pStyle w:val="Normal"/>
+        <w:rPr/>
+      </w:pPr>
+      <w:r>
+        <w:rPr/>
+        <w:t>7 завтраков в отелях</w:t>
+      </w:r>
+    </w:p>
+    <w:p>
+      <w:pPr>
+        <w:pStyle w:val="Normal"/>
+        <w:rPr/>
+      </w:pPr>
+      <w:r>
+        <w:rPr/>
+        <w:t>обзорные экскурсии в Потсдаме, Амстердаме, Париже, Люксембурге, Трире</w:t>
+      </w:r>
+    </w:p>
+    <w:p>
+      <w:pPr>
+        <w:pStyle w:val="Normal"/>
+        <w:rPr/>
+      </w:pPr>
+      <w:r>
+        <w:rPr/>
+        <w:t>услуги сопровождающего</w:t>
+      </w:r>
+    </w:p>
+    <w:p>
+      <w:pPr>
+        <w:pStyle w:val="Normal"/>
+        <w:rPr/>
+      </w:pPr>
+      <w:r>
+        <w:rPr/>
+        <w:t>городские налоги</w:t>
+      </w:r>
+    </w:p>
+    <w:p>
+      <w:pPr>
+        <w:pStyle w:val="Normal"/>
+        <w:rPr/>
+      </w:pPr>
+      <w:r>
+        <w:rPr/>
+        <w:t>Что оплачивается дополнительно:</w:t>
+      </w:r>
+    </w:p>
+    <w:p>
+      <w:pPr>
+        <w:pStyle w:val="Normal"/>
+        <w:rPr/>
+      </w:pPr>
+      <w:r>
+        <w:rPr/>
+        <w:t>Обязательно:</w:t>
+      </w:r>
+    </w:p>
+    <w:p>
+      <w:pPr>
+        <w:pStyle w:val="Normal"/>
+        <w:rPr/>
+      </w:pPr>
+      <w:r>
+        <w:rPr/>
+        <w:t>медицинская страховка (оформляется самостоятельно)</w:t>
+      </w:r>
+    </w:p>
+    <w:p>
+      <w:pPr>
+        <w:pStyle w:val="Normal"/>
+        <w:rPr/>
+      </w:pPr>
+      <w:r>
+        <w:rPr/>
+        <w:t>При необходимости:</w:t>
+      </w:r>
+    </w:p>
+    <w:p>
+      <w:pPr>
+        <w:pStyle w:val="Normal"/>
+        <w:rPr/>
+      </w:pPr>
+      <w:r>
+        <w:rPr/>
+        <w:t>консульский сбор за открытие визы - 35 €</w:t>
+      </w:r>
+    </w:p>
+    <w:p>
+      <w:pPr>
+        <w:pStyle w:val="Normal"/>
+        <w:rPr/>
+      </w:pPr>
+      <w:r>
+        <w:rPr/>
+        <w:t>оплата ускоренного продвижения ко въезду на КПП с использованием дополнительных мер при скоплении большого количества автобусов накануне выезда - 20 €</w:t>
+      </w:r>
+    </w:p>
+    <w:p>
+      <w:pPr>
+        <w:pStyle w:val="Normal"/>
+        <w:rPr/>
+      </w:pPr>
+      <w:r>
+        <w:rPr/>
+        <w:t>По желанию (*):</w:t>
+      </w:r>
+    </w:p>
+    <w:p>
+      <w:pPr>
+        <w:pStyle w:val="Normal"/>
+        <w:rPr/>
+      </w:pPr>
+      <w:r>
+        <w:rPr/>
+        <w:t>обзорная экскурсия по Познани (при благоприятном прохождении границы) - 10€ / 5 € (несовершеннолетние)</w:t>
+      </w:r>
+    </w:p>
+    <w:p>
+      <w:pPr>
+        <w:pStyle w:val="Normal"/>
+        <w:rPr/>
+      </w:pPr>
+      <w:r>
+        <w:rPr/>
+        <w:t>дегустация на голландской сыроварне - 5€</w:t>
+      </w:r>
+    </w:p>
+    <w:p>
+      <w:pPr>
+        <w:pStyle w:val="Normal"/>
+        <w:rPr/>
+      </w:pPr>
+      <w:r>
+        <w:rPr/>
+        <w:t>круиз по каналам Амстердама - 15€ / 10€</w:t>
+      </w:r>
+    </w:p>
+    <w:p>
+      <w:pPr>
+        <w:pStyle w:val="Normal"/>
+        <w:rPr/>
+      </w:pPr>
+      <w:r>
+        <w:rPr/>
+        <w:t>экскурсия “Чрево Парижа” – 15€ / 10€</w:t>
+      </w:r>
+    </w:p>
+    <w:p>
+      <w:pPr>
+        <w:pStyle w:val="Normal"/>
+        <w:rPr/>
+      </w:pPr>
+      <w:r>
+        <w:rPr/>
+        <w:t>экскурсия “Огни ночного Парижа” - 20€ / 10€</w:t>
+      </w:r>
+    </w:p>
+    <w:p>
+      <w:pPr>
+        <w:pStyle w:val="Normal"/>
+        <w:rPr/>
+      </w:pPr>
+      <w:r>
+        <w:rPr/>
+        <w:t>экскурсия по Монмартру - 15€ / 10€</w:t>
+      </w:r>
+    </w:p>
+    <w:p>
+      <w:pPr>
+        <w:pStyle w:val="Normal"/>
+        <w:rPr/>
+      </w:pPr>
+      <w:r>
+        <w:rPr/>
+        <w:t>круиз по Сене - 18€ / 12€</w:t>
+      </w:r>
+    </w:p>
+    <w:p>
+      <w:pPr>
+        <w:pStyle w:val="Normal"/>
+        <w:rPr/>
+      </w:pPr>
+      <w:r>
+        <w:rPr/>
+        <w:t>выездная экскурсия в королевский замок Фонтенбло - 35€ / 20€</w:t>
+      </w:r>
+    </w:p>
+    <w:p>
+      <w:pPr>
+        <w:pStyle w:val="Normal"/>
+        <w:rPr/>
+      </w:pPr>
+      <w:r>
+        <w:rPr/>
+        <w:t>аренда наушников для экскурсий - 10€</w:t>
+      </w:r>
+    </w:p>
+    <w:p>
+      <w:pPr>
+        <w:pStyle w:val="Normal"/>
+        <w:rPr/>
+      </w:pPr>
+      <w:r>
+        <w:rPr/>
+        <w:t>Дополнительные экскурсии состоятся при минимальной группе 25 чел.</w:t>
+      </w:r>
+    </w:p>
+    <w:p>
+      <w:pPr>
+        <w:pStyle w:val="Normal"/>
+        <w:rPr/>
+      </w:pPr>
+      <w:r>
+        <w:rPr/>
+        <w:t>Программа тура:</w:t>
+      </w:r>
+    </w:p>
+    <w:p>
+      <w:pPr>
+        <w:pStyle w:val="Normal"/>
+        <w:rPr/>
+      </w:pPr>
+      <w:r>
+        <w:rPr/>
+        <w:t>1 день, суббота: Выезд из Минска ориентировочно в 15.00, из Бреста ориентировочно в 20.30. Прохождение границы.</w:t>
+      </w:r>
+    </w:p>
+    <w:p>
+      <w:pPr>
+        <w:pStyle w:val="Normal"/>
+        <w:rPr/>
+      </w:pPr>
+      <w:r>
+        <w:rPr/>
+        <w:t>2 день, воскресенье: Транзит по Польше, по возможности экскурсия по Познани*. Ночлег в Польше.</w:t>
+      </w:r>
+    </w:p>
+    <w:p>
+      <w:pPr>
+        <w:pStyle w:val="Normal"/>
+        <w:rPr/>
+      </w:pPr>
+      <w:r>
+        <w:rPr/>
+        <w:t>3 день, понедельник: Завтрак, выселение. Потсдам (обзорная, парк Сан-Суси), свободное время. Ночлег в Германии.</w:t>
+      </w:r>
+    </w:p>
+    <w:p>
+      <w:pPr>
+        <w:pStyle w:val="Normal"/>
+        <w:rPr/>
+      </w:pPr>
+      <w:r>
+        <w:rPr/>
+        <w:t>4 день, вторник: Завтрак, выселение. Амстердам: сыроварня*, обзорная, свободное время, по желанию кораблик по каналам*. Ночлег во Франции.</w:t>
+      </w:r>
+    </w:p>
+    <w:p>
+      <w:pPr>
+        <w:pStyle w:val="Normal"/>
+        <w:rPr/>
+      </w:pPr>
+      <w:r>
+        <w:rPr/>
+        <w:t>5 день, среда: Завтрак, выселение. Переезд в Париж, автобусная обзорная с гидом. По желанию «Чрево Парижа»*, свободное время, вечером «Огни ночного Парижа»*. Ночлег под Парижем.</w:t>
+      </w:r>
+    </w:p>
+    <w:p>
+      <w:pPr>
+        <w:pStyle w:val="Normal"/>
+        <w:rPr/>
+      </w:pPr>
+      <w:r>
+        <w:rPr/>
+        <w:t>6 день, четверг: Завтрак. Свободный день в Париже или замки Луары*. Ночлег под Парижем.</w:t>
+      </w:r>
+    </w:p>
+    <w:p>
+      <w:pPr>
+        <w:pStyle w:val="Normal"/>
+        <w:rPr/>
+      </w:pPr>
+      <w:r>
+        <w:rPr/>
+        <w:t>7 день, пятница: Завтрак, выселение. Свободное время в Париже, по желанию Монмартр* и кораблик по Сене*. Переезд во Францию, ночлег.</w:t>
+      </w:r>
+    </w:p>
+    <w:p>
+      <w:pPr>
+        <w:pStyle w:val="Normal"/>
+        <w:rPr/>
+      </w:pPr>
+      <w:r>
+        <w:rPr/>
+        <w:t>8 день, суббота: Завтрак, выселение. Люксембург (обзорная), Трир (обзорная), свободное время. Ночлег в Польше.</w:t>
+      </w:r>
+    </w:p>
+    <w:p>
+      <w:pPr>
+        <w:pStyle w:val="Normal"/>
+        <w:rPr/>
+      </w:pPr>
+      <w:r>
+        <w:rPr/>
+        <w:t>9 день, воскресенье\утро понедельник: Завтрак, выселение. Переезд в Минск через Брест.</w:t>
+      </w:r>
+    </w:p>
+    <w:p>
+      <w:pPr>
+        <w:pStyle w:val="Normal"/>
+        <w:rPr/>
+      </w:pPr>
+      <w:r>
+        <w:rPr/>
+      </w:r>
+    </w:p>
+    <w:p>
+      <w:pPr>
+        <w:pStyle w:val="Normal"/>
+        <w:rPr/>
+      </w:pPr>
+      <w:r>
+        <w:rPr/>
+        <w:t>Ссылка на тур - https://docs.google.com/document/d/1dLsh0_1n4VVbLRaf1y2S06CJYMdoBn3u</w:t>
+      </w:r>
+    </w:p>
+    <w:p>
+      <w:pPr>
+        <w:pStyle w:val="Normal"/>
+        <w:rPr/>
+      </w:pPr>
+      <w:r>
+        <w:rPr/>
+        <w:t>Ссылка на бронирование - https://sundita.by/tur/franczuzskij-poczeluj</w:t>
+      </w:r>
+    </w:p>
+    <w:p>
+      <w:pPr>
+        <w:pStyle w:val="Normal"/>
+        <w:rPr/>
+      </w:pPr>
+      <w:r>
+        <w:rPr/>
+      </w:r>
+    </w:p>
+    <w:p>
+      <w:pPr>
+        <w:pStyle w:val="Heading1"/>
+        <w:rPr/>
+      </w:pPr>
+      <w:r>
+        <w:rPr/>
+        <w:t>Магия Нормандии</w:t>
       </w:r>
     </w:p>
     <w:p>
@@ -1208,67 +2448,57 @@
       </w:pPr>
       <w:r>
         <w:rPr/>
-        <w:t>Куда: Варшава - Берлин - Познань</w:t>
-      </w:r>
-    </w:p>
-    <w:p>
-      <w:pPr>
-        <w:pStyle w:val="Normal"/>
-        <w:rPr/>
-      </w:pPr>
-      <w:r>
-        <w:rPr/>
-        <w:t>Когда: 19.08.2026 - 23.08.2026</w:t>
-      </w:r>
-    </w:p>
-    <w:p>
-      <w:pPr>
-        <w:pStyle w:val="Normal"/>
-        <w:rPr/>
-      </w:pPr>
-      <w:r>
-        <w:rPr/>
-        <w:t>30.09.2026 - 04.10.2026</w:t>
-      </w:r>
-    </w:p>
-    <w:p>
-      <w:pPr>
-        <w:pStyle w:val="Normal"/>
-        <w:rPr/>
-      </w:pPr>
-      <w:r>
-        <w:rPr/>
-        <w:t>03.11.2026 - 07.11.2026</w:t>
-      </w:r>
-    </w:p>
-    <w:p>
-      <w:pPr>
-        <w:pStyle w:val="Normal"/>
-        <w:rPr/>
-      </w:pPr>
-      <w:r>
-        <w:rPr/>
-        <w:t>20.01.2027 - 24.01.2027</w:t>
-      </w:r>
-    </w:p>
-    <w:p>
-      <w:pPr>
-        <w:pStyle w:val="Normal"/>
-        <w:rPr/>
-      </w:pPr>
-      <w:r>
-        <w:rPr/>
-        <w:t>Сколько стоит: 220 € без скрытых доплат! (на человека при проживании в 2-местном номере)</w:t>
-      </w:r>
-    </w:p>
-    <w:p>
-      <w:pPr>
-        <w:pStyle w:val="Normal"/>
-        <w:rPr/>
-      </w:pPr>
-      <w:r>
-        <w:rPr/>
-        <w:t>Внимание! в случае перегруженности границы и возникновении необходимости довоза в ожидающий в очереди автобус, стоимость тура увеличивается на 20 €</w:t>
+        <w:t>Куда: Минск - Берлин - Гент - Брюссель* - Этрета* + Онфлёр* + Мон-Сен-Мишель* + Сен-Мало* - Руан - Брюгге - Кёльн - Минск</w:t>
+      </w:r>
+    </w:p>
+    <w:p>
+      <w:pPr>
+        <w:pStyle w:val="Normal"/>
+        <w:rPr/>
+      </w:pPr>
+      <w:r>
+        <w:rPr/>
+        <w:t>Когда: 22.05.2027 - 31.05.2027 (мало мест)</w:t>
+      </w:r>
+    </w:p>
+    <w:p>
+      <w:pPr>
+        <w:pStyle w:val="Normal"/>
+        <w:rPr/>
+      </w:pPr>
+      <w:r>
+        <w:rPr/>
+        <w:t>19.06.2027 - 28.06.2027</w:t>
+      </w:r>
+    </w:p>
+    <w:p>
+      <w:pPr>
+        <w:pStyle w:val="Normal"/>
+        <w:rPr/>
+      </w:pPr>
+      <w:r>
+        <w:rPr/>
+        <w:t>24.07.2027 - 02.08.2027</w:t>
+      </w:r>
+    </w:p>
+    <w:p>
+      <w:pPr>
+        <w:pStyle w:val="Normal"/>
+        <w:rPr/>
+      </w:pPr>
+      <w:r>
+        <w:rPr/>
+        <w:t>14.08.2027 - 23.08.2027</w:t>
+      </w:r>
+    </w:p>
+    <w:p>
+      <w:pPr>
+        <w:pStyle w:val="Normal"/>
+        <w:rPr/>
+      </w:pPr>
+      <w:r>
+        <w:rPr/>
+        <w:t>Сколько стоит: 630 € на человека при проживании в 2 или 3 местном номере</w:t>
       </w:r>
     </w:p>
     <w:p>
@@ -1288,56 +2518,6 @@
       </w:pPr>
       <w:r>
         <w:rPr/>
-        <w:t>Обзорные экскурсии по Варшаве* (при благоприятном прохождении границы), Берлину и Познани</w:t>
-      </w:r>
-    </w:p>
-    <w:p>
-      <w:pPr>
-        <w:pStyle w:val="Normal"/>
-        <w:rPr/>
-      </w:pPr>
-      <w:r>
-        <w:rPr/>
-        <w:t>Использование наушников во все экскурсионные дни</w:t>
-      </w:r>
-    </w:p>
-    <w:p>
-      <w:pPr>
-        <w:pStyle w:val="Normal"/>
-        <w:rPr/>
-      </w:pPr>
-      <w:r>
-        <w:rPr/>
-        <w:t>Проезд на комфортабельном автобусе</w:t>
-      </w:r>
-    </w:p>
-    <w:p>
-      <w:pPr>
-        <w:pStyle w:val="Normal"/>
-        <w:rPr/>
-      </w:pPr>
-      <w:r>
-        <w:rPr/>
-        <w:t>2 ночлега в гостиницах с завтраками</w:t>
-      </w:r>
-    </w:p>
-    <w:p>
-      <w:pPr>
-        <w:pStyle w:val="Normal"/>
-        <w:rPr/>
-      </w:pPr>
-      <w:r>
-        <w:rPr/>
-        <w:t>Сопровождение по маршруту</w:t>
-      </w:r>
-    </w:p>
-    <w:p>
-      <w:pPr>
-        <w:pStyle w:val="Normal"/>
-        <w:rPr/>
-      </w:pPr>
-      <w:r>
-        <w:rPr/>
         <w:t>Туруслуга</w:t>
       </w:r>
     </w:p>
@@ -1348,17 +2528,187 @@
       </w:pPr>
       <w:r>
         <w:rPr/>
-        <w:t>Что оплачивается дополнительно по желанию:</w:t>
-      </w:r>
-    </w:p>
-    <w:p>
-      <w:pPr>
-        <w:pStyle w:val="Normal"/>
-        <w:rPr/>
-      </w:pPr>
-      <w:r>
-        <w:rPr/>
-        <w:t>Медицинская страховка (обязательна, оформляется самостоятельно)</w:t>
+        <w:t>Проезд автобусом</w:t>
+      </w:r>
+    </w:p>
+    <w:p>
+      <w:pPr>
+        <w:pStyle w:val="Normal"/>
+        <w:rPr/>
+      </w:pPr>
+      <w:r>
+        <w:rPr/>
+        <w:t>7 ночлегов в отелях</w:t>
+      </w:r>
+    </w:p>
+    <w:p>
+      <w:pPr>
+        <w:pStyle w:val="Normal"/>
+        <w:rPr/>
+      </w:pPr>
+      <w:r>
+        <w:rPr/>
+        <w:t>7 завтраков в отелях</w:t>
+      </w:r>
+    </w:p>
+    <w:p>
+      <w:pPr>
+        <w:pStyle w:val="Normal"/>
+        <w:rPr/>
+      </w:pPr>
+      <w:r>
+        <w:rPr/>
+        <w:t>городские налоги</w:t>
+      </w:r>
+    </w:p>
+    <w:p>
+      <w:pPr>
+        <w:pStyle w:val="Normal"/>
+        <w:rPr/>
+      </w:pPr>
+      <w:r>
+        <w:rPr/>
+        <w:t>экскурсии в Берлине, Генте, Руане, Брюгге, Кёльне</w:t>
+      </w:r>
+    </w:p>
+    <w:p>
+      <w:pPr>
+        <w:pStyle w:val="Normal"/>
+        <w:rPr/>
+      </w:pPr>
+      <w:r>
+        <w:rPr/>
+        <w:t>услуги сопровождающего</w:t>
+      </w:r>
+    </w:p>
+    <w:p>
+      <w:pPr>
+        <w:pStyle w:val="Normal"/>
+        <w:rPr/>
+      </w:pPr>
+      <w:r>
+        <w:rPr/>
+        <w:t>Что оплачивается дополнительно:</w:t>
+      </w:r>
+    </w:p>
+    <w:p>
+      <w:pPr>
+        <w:pStyle w:val="Normal"/>
+        <w:rPr/>
+      </w:pPr>
+      <w:r>
+        <w:rPr/>
+        <w:t>Обязательно:</w:t>
+      </w:r>
+    </w:p>
+    <w:p>
+      <w:pPr>
+        <w:pStyle w:val="Normal"/>
+        <w:rPr/>
+      </w:pPr>
+      <w:r>
+        <w:rPr/>
+        <w:t>медицинская страховка (оформляется самостоятельно)</w:t>
+      </w:r>
+    </w:p>
+    <w:p>
+      <w:pPr>
+        <w:pStyle w:val="Normal"/>
+        <w:rPr/>
+      </w:pPr>
+      <w:r>
+        <w:rPr/>
+        <w:t>При необходимости:</w:t>
+      </w:r>
+    </w:p>
+    <w:p>
+      <w:pPr>
+        <w:pStyle w:val="Normal"/>
+        <w:rPr/>
+      </w:pPr>
+      <w:r>
+        <w:rPr/>
+        <w:t>консульский сбор за открытие визы - 35 €</w:t>
+      </w:r>
+    </w:p>
+    <w:p>
+      <w:pPr>
+        <w:pStyle w:val="Normal"/>
+        <w:rPr/>
+      </w:pPr>
+      <w:r>
+        <w:rPr/>
+        <w:t>оплата ускоренного продвижения ко въезду на КПП с использованием дополнительных мер при скоплении большого количества автобусов накануне выезда - 20 €</w:t>
+      </w:r>
+    </w:p>
+    <w:p>
+      <w:pPr>
+        <w:pStyle w:val="Normal"/>
+        <w:rPr/>
+      </w:pPr>
+      <w:r>
+        <w:rPr/>
+        <w:t>По желанию:</w:t>
+      </w:r>
+    </w:p>
+    <w:p>
+      <w:pPr>
+        <w:pStyle w:val="Normal"/>
+        <w:rPr/>
+      </w:pPr>
+      <w:r>
+        <w:rPr/>
+        <w:t>обзорная экскурсия по Познани (при благоприятном прохождении границы) - 10€ / 5 € (несовершеннолетние)</w:t>
+      </w:r>
+    </w:p>
+    <w:p>
+      <w:pPr>
+        <w:pStyle w:val="Normal"/>
+        <w:rPr/>
+      </w:pPr>
+      <w:r>
+        <w:rPr/>
+        <w:t>обзорная экскурсия в Брюссель - 25 €</w:t>
+      </w:r>
+    </w:p>
+    <w:p>
+      <w:pPr>
+        <w:pStyle w:val="Normal"/>
+        <w:rPr/>
+      </w:pPr>
+      <w:r>
+        <w:rPr/>
+        <w:t>Этрета + Онфлер - 50 € (билеты в ландшафтный парк «Сады Этрета» приобретаются самостоятельно на месте)</w:t>
+      </w:r>
+    </w:p>
+    <w:p>
+      <w:pPr>
+        <w:pStyle w:val="Normal"/>
+        <w:rPr/>
+      </w:pPr>
+      <w:r>
+        <w:rPr/>
+        <w:t>Мон-Сен-Мишель + Сен-Мало - 50 €</w:t>
+      </w:r>
+    </w:p>
+    <w:p>
+      <w:pPr>
+        <w:pStyle w:val="Normal"/>
+        <w:rPr/>
+      </w:pPr>
+      <w:r>
+        <w:rPr/>
+        <w:t>аренда наушников для экскурсий - 10 €</w:t>
+      </w:r>
+    </w:p>
+    <w:p>
+      <w:pPr>
+        <w:pStyle w:val="Normal"/>
+        <w:rPr/>
+      </w:pPr>
+      <w:r>
+        <w:rPr/>
+        <w:t>Выездные экскурсии состоятся при минимальной группе 25 чел.</w:t>
       </w:r>
     </w:p>
     <w:p>
@@ -1378,952 +2728,6 @@
       </w:pPr>
       <w:r>
         <w:rPr/>
-        <w:t>1 день (день выезда, среда): Выезд из Минска ориентировочно в 17.00, из Бреста ориентировочно в 21.30. Прохождение границы.</w:t>
-      </w:r>
-    </w:p>
-    <w:p>
-      <w:pPr>
-        <w:pStyle w:val="Normal"/>
-        <w:rPr/>
-      </w:pPr>
-      <w:r>
-        <w:rPr/>
-        <w:t>2 день (первый день программы, четверг): Прибытие в Варшаву* (при хорошем прохождении границы), экскурсия по Старому городу. Ночлег в Польше.</w:t>
-      </w:r>
-    </w:p>
-    <w:p>
-      <w:pPr>
-        <w:pStyle w:val="Normal"/>
-        <w:rPr/>
-      </w:pPr>
-      <w:r>
-        <w:rPr/>
-        <w:t>3 день (второй день программы, пятница): Завтрак. Переезд в Берлин, обзорная экскурсия (Потсдамская площадь, Унтер-дер-Линден, Музейный остров, Бранденбургские ворота, Рейхстаг). Свободное время. Возврат в отель в Польше.</w:t>
-      </w:r>
-    </w:p>
-    <w:p>
-      <w:pPr>
-        <w:pStyle w:val="Normal"/>
-        <w:rPr/>
-      </w:pPr>
-      <w:r>
-        <w:rPr/>
-        <w:t>4 день (третий день программы, суббота): Завтрак, выселение. Переезд в Познань, обзорная экскурсия. Транзит по Польше, прохождение границы.</w:t>
-      </w:r>
-    </w:p>
-    <w:p>
-      <w:pPr>
-        <w:pStyle w:val="Normal"/>
-        <w:rPr/>
-      </w:pPr>
-      <w:r>
-        <w:rPr/>
-        <w:t>5 день (день приезда, воскресенье): Прибытие домой рано утром.</w:t>
-      </w:r>
-    </w:p>
-    <w:p>
-      <w:pPr>
-        <w:pStyle w:val="Normal"/>
-        <w:rPr/>
-      </w:pPr>
-      <w:r>
-        <w:rPr/>
-      </w:r>
-    </w:p>
-    <w:p>
-      <w:pPr>
-        <w:pStyle w:val="Normal"/>
-        <w:rPr/>
-      </w:pPr>
-      <w:r>
-        <w:rPr/>
-        <w:t>Ссылка на тур - https://docs.google.com/document/d/1dUOv4ndPaadbKwfd6tTDQPGfVhS2DGaD</w:t>
-      </w:r>
-    </w:p>
-    <w:p>
-      <w:pPr>
-        <w:pStyle w:val="Normal"/>
-        <w:rPr/>
-      </w:pPr>
-      <w:r>
-        <w:rPr/>
-        <w:t>Ссылка на бронирование - https://sundita.by/tur/varshava-berlin-poznan</w:t>
-      </w:r>
-    </w:p>
-    <w:p>
-      <w:pPr>
-        <w:pStyle w:val="Normal"/>
-        <w:rPr/>
-      </w:pPr>
-      <w:r>
-        <w:rPr/>
-      </w:r>
-    </w:p>
-    <w:p>
-      <w:pPr>
-        <w:pStyle w:val="Heading1"/>
-        <w:rPr/>
-      </w:pPr>
-      <w:r>
-        <w:rPr/>
-        <w:t>Французский поцелуй</w:t>
-      </w:r>
-    </w:p>
-    <w:p>
-      <w:pPr>
-        <w:pStyle w:val="Normal"/>
-        <w:rPr/>
-      </w:pPr>
-      <w:r>
-        <w:rPr/>
-        <w:t>Виза - не обязательно</w:t>
-      </w:r>
-    </w:p>
-    <w:p>
-      <w:pPr>
-        <w:pStyle w:val="Normal"/>
-        <w:rPr/>
-      </w:pPr>
-      <w:r>
-        <w:rPr/>
-        <w:t>Куда: Минск - Потсдам - Амстердам - Париж 3 дня - Люксембург - Трир - Минск</w:t>
-      </w:r>
-    </w:p>
-    <w:p>
-      <w:pPr>
-        <w:pStyle w:val="Normal"/>
-        <w:rPr/>
-      </w:pPr>
-      <w:r>
-        <w:rPr/>
-        <w:t>Когда: 24.10.2026 - 02.11.2026 (мест нет)</w:t>
-      </w:r>
-    </w:p>
-    <w:p>
-      <w:pPr>
-        <w:pStyle w:val="Normal"/>
-        <w:rPr/>
-      </w:pPr>
-      <w:r>
-        <w:rPr/>
-        <w:t>19.12.2026 - 28.12.2026 (мест нет)</w:t>
-      </w:r>
-    </w:p>
-    <w:p>
-      <w:pPr>
-        <w:pStyle w:val="Normal"/>
-        <w:rPr/>
-      </w:pPr>
-      <w:r>
-        <w:rPr/>
-        <w:t>13.02.2027 - 22.02.2027</w:t>
-      </w:r>
-    </w:p>
-    <w:p>
-      <w:pPr>
-        <w:pStyle w:val="Normal"/>
-        <w:rPr/>
-      </w:pPr>
-      <w:r>
-        <w:rPr/>
-        <w:t>06.03.2027 - 15.03.2027</w:t>
-      </w:r>
-    </w:p>
-    <w:p>
-      <w:pPr>
-        <w:pStyle w:val="Normal"/>
-        <w:rPr/>
-      </w:pPr>
-      <w:r>
-        <w:rPr/>
-        <w:t>17.04.2027 - 26.04.2027</w:t>
-      </w:r>
-    </w:p>
-    <w:p>
-      <w:pPr>
-        <w:pStyle w:val="Normal"/>
-        <w:rPr/>
-      </w:pPr>
-      <w:r>
-        <w:rPr/>
-        <w:t>08.05.2027 - 17.05.2027</w:t>
-      </w:r>
-    </w:p>
-    <w:p>
-      <w:pPr>
-        <w:pStyle w:val="Normal"/>
-        <w:rPr/>
-      </w:pPr>
-      <w:r>
-        <w:rPr/>
-        <w:t>12.06.2027 - 21.06.2027</w:t>
-      </w:r>
-    </w:p>
-    <w:p>
-      <w:pPr>
-        <w:pStyle w:val="Normal"/>
-        <w:rPr/>
-      </w:pPr>
-      <w:r>
-        <w:rPr/>
-        <w:t>07.08.2027 - 16.08.2027</w:t>
-      </w:r>
-    </w:p>
-    <w:p>
-      <w:pPr>
-        <w:pStyle w:val="Normal"/>
-        <w:rPr/>
-      </w:pPr>
-      <w:r>
-        <w:rPr/>
-        <w:t>18.09.2027 - 27.09.2027</w:t>
-      </w:r>
-    </w:p>
-    <w:p>
-      <w:pPr>
-        <w:pStyle w:val="Normal"/>
-        <w:rPr/>
-      </w:pPr>
-      <w:r>
-        <w:rPr/>
-        <w:t>16.10.2027 - 25.10.2027</w:t>
-      </w:r>
-    </w:p>
-    <w:p>
-      <w:pPr>
-        <w:pStyle w:val="Normal"/>
-        <w:rPr/>
-      </w:pPr>
-      <w:r>
-        <w:rPr/>
-        <w:t>06.11.2027 - 15.11.2027</w:t>
-      </w:r>
-    </w:p>
-    <w:p>
-      <w:pPr>
-        <w:pStyle w:val="Normal"/>
-        <w:rPr/>
-      </w:pPr>
-      <w:r>
-        <w:rPr/>
-        <w:t>04.12.2027 - 13.12.2027</w:t>
-      </w:r>
-    </w:p>
-    <w:p>
-      <w:pPr>
-        <w:pStyle w:val="Normal"/>
-        <w:rPr/>
-      </w:pPr>
-      <w:r>
-        <w:rPr/>
-        <w:t>Сколько стоит: 630 € (на человека при проживании в 2 или 3 местном номере). В 2027 году стоимость тура 650 €</w:t>
-      </w:r>
-    </w:p>
-    <w:p>
-      <w:pPr>
-        <w:pStyle w:val="Normal"/>
-        <w:rPr/>
-      </w:pPr>
-      <w:r>
-        <w:rPr/>
-        <w:t>Что включено в стоимость тура:</w:t>
-      </w:r>
-    </w:p>
-    <w:p>
-      <w:pPr>
-        <w:pStyle w:val="Normal"/>
-        <w:rPr/>
-      </w:pPr>
-      <w:r>
-        <w:rPr/>
-        <w:t>туруслуга</w:t>
-      </w:r>
-    </w:p>
-    <w:p>
-      <w:pPr>
-        <w:pStyle w:val="Normal"/>
-        <w:rPr/>
-      </w:pPr>
-      <w:r>
-        <w:rPr/>
-        <w:t>визовая поддержка</w:t>
-      </w:r>
-    </w:p>
-    <w:p>
-      <w:pPr>
-        <w:pStyle w:val="Normal"/>
-        <w:rPr/>
-      </w:pPr>
-      <w:r>
-        <w:rPr/>
-        <w:t>проезд автобусом</w:t>
-      </w:r>
-    </w:p>
-    <w:p>
-      <w:pPr>
-        <w:pStyle w:val="Normal"/>
-        <w:rPr/>
-      </w:pPr>
-      <w:r>
-        <w:rPr/>
-        <w:t>7 ночлегов в отелях</w:t>
-      </w:r>
-    </w:p>
-    <w:p>
-      <w:pPr>
-        <w:pStyle w:val="Normal"/>
-        <w:rPr/>
-      </w:pPr>
-      <w:r>
-        <w:rPr/>
-        <w:t>7 завтраков в отелях</w:t>
-      </w:r>
-    </w:p>
-    <w:p>
-      <w:pPr>
-        <w:pStyle w:val="Normal"/>
-        <w:rPr/>
-      </w:pPr>
-      <w:r>
-        <w:rPr/>
-        <w:t>обзорные экскурсии в Потсдаме, Амстердаме, Париже, Люксембурге, Трире</w:t>
-      </w:r>
-    </w:p>
-    <w:p>
-      <w:pPr>
-        <w:pStyle w:val="Normal"/>
-        <w:rPr/>
-      </w:pPr>
-      <w:r>
-        <w:rPr/>
-        <w:t>услуги сопровождающего</w:t>
-      </w:r>
-    </w:p>
-    <w:p>
-      <w:pPr>
-        <w:pStyle w:val="Normal"/>
-        <w:rPr/>
-      </w:pPr>
-      <w:r>
-        <w:rPr/>
-        <w:t>городские налоги</w:t>
-      </w:r>
-    </w:p>
-    <w:p>
-      <w:pPr>
-        <w:pStyle w:val="Normal"/>
-        <w:rPr/>
-      </w:pPr>
-      <w:r>
-        <w:rPr/>
-        <w:t>Что оплачивается дополнительно:</w:t>
-      </w:r>
-    </w:p>
-    <w:p>
-      <w:pPr>
-        <w:pStyle w:val="Normal"/>
-        <w:rPr/>
-      </w:pPr>
-      <w:r>
-        <w:rPr/>
-        <w:t>Обязательно:</w:t>
-      </w:r>
-    </w:p>
-    <w:p>
-      <w:pPr>
-        <w:pStyle w:val="Normal"/>
-        <w:rPr/>
-      </w:pPr>
-      <w:r>
-        <w:rPr/>
-        <w:t>медицинская страховка (оформляется самостоятельно)</w:t>
-      </w:r>
-    </w:p>
-    <w:p>
-      <w:pPr>
-        <w:pStyle w:val="Normal"/>
-        <w:rPr/>
-      </w:pPr>
-      <w:r>
-        <w:rPr/>
-        <w:t>При необходимости:</w:t>
-      </w:r>
-    </w:p>
-    <w:p>
-      <w:pPr>
-        <w:pStyle w:val="Normal"/>
-        <w:rPr/>
-      </w:pPr>
-      <w:r>
-        <w:rPr/>
-        <w:t>консульский сбор за открытие визы - 35 €</w:t>
-      </w:r>
-    </w:p>
-    <w:p>
-      <w:pPr>
-        <w:pStyle w:val="Normal"/>
-        <w:rPr/>
-      </w:pPr>
-      <w:r>
-        <w:rPr/>
-        <w:t>оплата ускоренного продвижения ко въезду на КПП с использованием дополнительных мер при скоплении большого количества автобусов накануне выезда - 20 €</w:t>
-      </w:r>
-    </w:p>
-    <w:p>
-      <w:pPr>
-        <w:pStyle w:val="Normal"/>
-        <w:rPr/>
-      </w:pPr>
-      <w:r>
-        <w:rPr/>
-        <w:t>По желанию (*):</w:t>
-      </w:r>
-    </w:p>
-    <w:p>
-      <w:pPr>
-        <w:pStyle w:val="Normal"/>
-        <w:rPr/>
-      </w:pPr>
-      <w:r>
-        <w:rPr/>
-        <w:t>обзорная экскурсия по Познани (при благоприятном прохождении границы) - 10€ / 5 € (несовершеннолетние)</w:t>
-      </w:r>
-    </w:p>
-    <w:p>
-      <w:pPr>
-        <w:pStyle w:val="Normal"/>
-        <w:rPr/>
-      </w:pPr>
-      <w:r>
-        <w:rPr/>
-        <w:t>дегустация на голландской сыроварне - 5€</w:t>
-      </w:r>
-    </w:p>
-    <w:p>
-      <w:pPr>
-        <w:pStyle w:val="Normal"/>
-        <w:rPr/>
-      </w:pPr>
-      <w:r>
-        <w:rPr/>
-        <w:t>круиз по каналам Амстердама - 15€ / 10€</w:t>
-      </w:r>
-    </w:p>
-    <w:p>
-      <w:pPr>
-        <w:pStyle w:val="Normal"/>
-        <w:rPr/>
-      </w:pPr>
-      <w:r>
-        <w:rPr/>
-        <w:t>экскурсия “Чрево Парижа” – 15€ / 10€</w:t>
-      </w:r>
-    </w:p>
-    <w:p>
-      <w:pPr>
-        <w:pStyle w:val="Normal"/>
-        <w:rPr/>
-      </w:pPr>
-      <w:r>
-        <w:rPr/>
-        <w:t>экскурсия “Огни ночного Парижа” - 20€ / 10€</w:t>
-      </w:r>
-    </w:p>
-    <w:p>
-      <w:pPr>
-        <w:pStyle w:val="Normal"/>
-        <w:rPr/>
-      </w:pPr>
-      <w:r>
-        <w:rPr/>
-        <w:t>экскурсия по Монмартру - 15€ / 10€</w:t>
-      </w:r>
-    </w:p>
-    <w:p>
-      <w:pPr>
-        <w:pStyle w:val="Normal"/>
-        <w:rPr/>
-      </w:pPr>
-      <w:r>
-        <w:rPr/>
-        <w:t>круиз по Сене - 18€ / 12€</w:t>
-      </w:r>
-    </w:p>
-    <w:p>
-      <w:pPr>
-        <w:pStyle w:val="Normal"/>
-        <w:rPr/>
-      </w:pPr>
-      <w:r>
-        <w:rPr/>
-        <w:t>выездная экскурсия в королевский замок Фонтенбло - 35€ / 20€</w:t>
-      </w:r>
-    </w:p>
-    <w:p>
-      <w:pPr>
-        <w:pStyle w:val="Normal"/>
-        <w:rPr/>
-      </w:pPr>
-      <w:r>
-        <w:rPr/>
-        <w:t>аренда наушников для экскурсий - 10€</w:t>
-      </w:r>
-    </w:p>
-    <w:p>
-      <w:pPr>
-        <w:pStyle w:val="Normal"/>
-        <w:rPr/>
-      </w:pPr>
-      <w:r>
-        <w:rPr/>
-        <w:t>Дополнительные экскурсии состоятся при минимальной группе 25 чел.</w:t>
-      </w:r>
-    </w:p>
-    <w:p>
-      <w:pPr>
-        <w:pStyle w:val="Normal"/>
-        <w:rPr/>
-      </w:pPr>
-      <w:r>
-        <w:rPr/>
-        <w:t>Программа тура:</w:t>
-      </w:r>
-    </w:p>
-    <w:p>
-      <w:pPr>
-        <w:pStyle w:val="Normal"/>
-        <w:rPr/>
-      </w:pPr>
-      <w:r>
-        <w:rPr/>
-        <w:t>1 день, суббота: Выезд из Минска ориентировочно в 15.00, из Бреста ориентировочно в 20.30. Прохождение границы.</w:t>
-      </w:r>
-    </w:p>
-    <w:p>
-      <w:pPr>
-        <w:pStyle w:val="Normal"/>
-        <w:rPr/>
-      </w:pPr>
-      <w:r>
-        <w:rPr/>
-        <w:t>2 день, воскресенье: Транзит по Польше, по возможности экскурсия по Познани*. Ночлег в Польше.</w:t>
-      </w:r>
-    </w:p>
-    <w:p>
-      <w:pPr>
-        <w:pStyle w:val="Normal"/>
-        <w:rPr/>
-      </w:pPr>
-      <w:r>
-        <w:rPr/>
-        <w:t>3 день, понедельник: Завтрак, выселение. Потсдам (обзорная, парк Сан-Суси), свободное время. Ночлег в Германии.</w:t>
-      </w:r>
-    </w:p>
-    <w:p>
-      <w:pPr>
-        <w:pStyle w:val="Normal"/>
-        <w:rPr/>
-      </w:pPr>
-      <w:r>
-        <w:rPr/>
-        <w:t>4 день, вторник: Завтрак, выселение. Амстердам: сыроварня*, обзорная, свободное время, по желанию кораблик по каналам*. Ночлег во Франции.</w:t>
-      </w:r>
-    </w:p>
-    <w:p>
-      <w:pPr>
-        <w:pStyle w:val="Normal"/>
-        <w:rPr/>
-      </w:pPr>
-      <w:r>
-        <w:rPr/>
-        <w:t>5 день, среда: Завтрак, выселение. Переезд в Париж, автобусная обзорная с гидом. По желанию «Чрево Парижа»*, свободное время, вечером «Огни ночного Парижа»*. Ночлег под Парижем.</w:t>
-      </w:r>
-    </w:p>
-    <w:p>
-      <w:pPr>
-        <w:pStyle w:val="Normal"/>
-        <w:rPr/>
-      </w:pPr>
-      <w:r>
-        <w:rPr/>
-        <w:t>6 день, четверг: Завтрак. Свободный день в Париже или замки Луары*. Ночлег под Парижем.</w:t>
-      </w:r>
-    </w:p>
-    <w:p>
-      <w:pPr>
-        <w:pStyle w:val="Normal"/>
-        <w:rPr/>
-      </w:pPr>
-      <w:r>
-        <w:rPr/>
-        <w:t>7 день, пятница: Завтрак, выселение. Свободное время в Париже, по желанию Монмартр* и кораблик по Сене*. Переезд во Францию, ночлег.</w:t>
-      </w:r>
-    </w:p>
-    <w:p>
-      <w:pPr>
-        <w:pStyle w:val="Normal"/>
-        <w:rPr/>
-      </w:pPr>
-      <w:r>
-        <w:rPr/>
-        <w:t>8 день, суббота: Завтрак, выселение. Люксембург (обзорная), Трир (обзорная), свободное время. Ночлег в Польше.</w:t>
-      </w:r>
-    </w:p>
-    <w:p>
-      <w:pPr>
-        <w:pStyle w:val="Normal"/>
-        <w:rPr/>
-      </w:pPr>
-      <w:r>
-        <w:rPr/>
-        <w:t>9 день, воскресенье\утро понедельник: Завтрак, выселение. Переезд в Минск через Брест.</w:t>
-      </w:r>
-    </w:p>
-    <w:p>
-      <w:pPr>
-        <w:pStyle w:val="Normal"/>
-        <w:rPr/>
-      </w:pPr>
-      <w:r>
-        <w:rPr/>
-      </w:r>
-    </w:p>
-    <w:p>
-      <w:pPr>
-        <w:pStyle w:val="Normal"/>
-        <w:rPr/>
-      </w:pPr>
-      <w:r>
-        <w:rPr/>
-        <w:t>Ссылка на тур - https://docs.google.com/document/d/1dLsh0_1n4VVbLRaf1y2S06CJYMdoBn3u</w:t>
-      </w:r>
-    </w:p>
-    <w:p>
-      <w:pPr>
-        <w:pStyle w:val="Normal"/>
-        <w:rPr/>
-      </w:pPr>
-      <w:r>
-        <w:rPr/>
-        <w:t>Ссылка на бронирование - https://sundita.by/tur/franczuzskij-poczeluj</w:t>
-      </w:r>
-    </w:p>
-    <w:p>
-      <w:pPr>
-        <w:pStyle w:val="Normal"/>
-        <w:rPr/>
-      </w:pPr>
-      <w:r>
-        <w:rPr/>
-      </w:r>
-    </w:p>
-    <w:p>
-      <w:pPr>
-        <w:pStyle w:val="Heading1"/>
-        <w:rPr/>
-      </w:pPr>
-      <w:r>
-        <w:rPr/>
-        <w:t>Магия Нормандии</w:t>
-      </w:r>
-    </w:p>
-    <w:p>
-      <w:pPr>
-        <w:pStyle w:val="Normal"/>
-        <w:rPr/>
-      </w:pPr>
-      <w:r>
-        <w:rPr/>
-        <w:t>Виза - НУЖНА</w:t>
-      </w:r>
-    </w:p>
-    <w:p>
-      <w:pPr>
-        <w:pStyle w:val="Normal"/>
-        <w:rPr/>
-      </w:pPr>
-      <w:r>
-        <w:rPr/>
-        <w:t>Куда: Минск - Берлин - Гент - Брюссель* - Этрета* + Онфлёр* + Мон-Сен-Мишель* + Сен-Мало* - Руан - Брюгге - Кёльн - Минск</w:t>
-      </w:r>
-    </w:p>
-    <w:p>
-      <w:pPr>
-        <w:pStyle w:val="Normal"/>
-        <w:rPr/>
-      </w:pPr>
-      <w:r>
-        <w:rPr/>
-        <w:t>Когда: 22.05.2027 - 31.05.2027 (мало мест)</w:t>
-      </w:r>
-    </w:p>
-    <w:p>
-      <w:pPr>
-        <w:pStyle w:val="Normal"/>
-        <w:rPr/>
-      </w:pPr>
-      <w:r>
-        <w:rPr/>
-        <w:t>19.06.2027 - 28.06.2027</w:t>
-      </w:r>
-    </w:p>
-    <w:p>
-      <w:pPr>
-        <w:pStyle w:val="Normal"/>
-        <w:rPr/>
-      </w:pPr>
-      <w:r>
-        <w:rPr/>
-        <w:t>24.07.2027 - 02.08.2027</w:t>
-      </w:r>
-    </w:p>
-    <w:p>
-      <w:pPr>
-        <w:pStyle w:val="Normal"/>
-        <w:rPr/>
-      </w:pPr>
-      <w:r>
-        <w:rPr/>
-        <w:t>14.08.2027 - 23.08.2027</w:t>
-      </w:r>
-    </w:p>
-    <w:p>
-      <w:pPr>
-        <w:pStyle w:val="Normal"/>
-        <w:rPr/>
-      </w:pPr>
-      <w:r>
-        <w:rPr/>
-        <w:t>Сколько стоит: 630 € на человека при проживании в 2 или 3 местном номере</w:t>
-      </w:r>
-    </w:p>
-    <w:p>
-      <w:pPr>
-        <w:pStyle w:val="Normal"/>
-        <w:rPr/>
-      </w:pPr>
-      <w:r>
-        <w:rPr/>
-        <w:t>Что включено в стоимость тура:</w:t>
-      </w:r>
-    </w:p>
-    <w:p>
-      <w:pPr>
-        <w:pStyle w:val="Normal"/>
-        <w:rPr/>
-      </w:pPr>
-      <w:r>
-        <w:rPr/>
-        <w:t>Туруслуга</w:t>
-      </w:r>
-    </w:p>
-    <w:p>
-      <w:pPr>
-        <w:pStyle w:val="Normal"/>
-        <w:rPr/>
-      </w:pPr>
-      <w:r>
-        <w:rPr/>
-        <w:t>Проезд автобусом</w:t>
-      </w:r>
-    </w:p>
-    <w:p>
-      <w:pPr>
-        <w:pStyle w:val="Normal"/>
-        <w:rPr/>
-      </w:pPr>
-      <w:r>
-        <w:rPr/>
-        <w:t>7 ночлегов в отелях</w:t>
-      </w:r>
-    </w:p>
-    <w:p>
-      <w:pPr>
-        <w:pStyle w:val="Normal"/>
-        <w:rPr/>
-      </w:pPr>
-      <w:r>
-        <w:rPr/>
-        <w:t>7 завтраков в отелях</w:t>
-      </w:r>
-    </w:p>
-    <w:p>
-      <w:pPr>
-        <w:pStyle w:val="Normal"/>
-        <w:rPr/>
-      </w:pPr>
-      <w:r>
-        <w:rPr/>
-        <w:t>городские налоги</w:t>
-      </w:r>
-    </w:p>
-    <w:p>
-      <w:pPr>
-        <w:pStyle w:val="Normal"/>
-        <w:rPr/>
-      </w:pPr>
-      <w:r>
-        <w:rPr/>
-        <w:t>экскурсии в Берлине, Генте, Руане, Брюгге, Кёльне</w:t>
-      </w:r>
-    </w:p>
-    <w:p>
-      <w:pPr>
-        <w:pStyle w:val="Normal"/>
-        <w:rPr/>
-      </w:pPr>
-      <w:r>
-        <w:rPr/>
-        <w:t>услуги сопровождающего</w:t>
-      </w:r>
-    </w:p>
-    <w:p>
-      <w:pPr>
-        <w:pStyle w:val="Normal"/>
-        <w:rPr/>
-      </w:pPr>
-      <w:r>
-        <w:rPr/>
-        <w:t>Что оплачивается дополнительно:</w:t>
-      </w:r>
-    </w:p>
-    <w:p>
-      <w:pPr>
-        <w:pStyle w:val="Normal"/>
-        <w:rPr/>
-      </w:pPr>
-      <w:r>
-        <w:rPr/>
-        <w:t>Обязательно:</w:t>
-      </w:r>
-    </w:p>
-    <w:p>
-      <w:pPr>
-        <w:pStyle w:val="Normal"/>
-        <w:rPr/>
-      </w:pPr>
-      <w:r>
-        <w:rPr/>
-        <w:t>медицинская страховка (оформляется самостоятельно)</w:t>
-      </w:r>
-    </w:p>
-    <w:p>
-      <w:pPr>
-        <w:pStyle w:val="Normal"/>
-        <w:rPr/>
-      </w:pPr>
-      <w:r>
-        <w:rPr/>
-        <w:t>При необходимости:</w:t>
-      </w:r>
-    </w:p>
-    <w:p>
-      <w:pPr>
-        <w:pStyle w:val="Normal"/>
-        <w:rPr/>
-      </w:pPr>
-      <w:r>
-        <w:rPr/>
-        <w:t>консульский сбор за открытие визы - 35 €</w:t>
-      </w:r>
-    </w:p>
-    <w:p>
-      <w:pPr>
-        <w:pStyle w:val="Normal"/>
-        <w:rPr/>
-      </w:pPr>
-      <w:r>
-        <w:rPr/>
-        <w:t>оплата ускоренного продвижения ко въезду на КПП с использованием дополнительных мер при скоплении большого количества автобусов накануне выезда - 20 €</w:t>
-      </w:r>
-    </w:p>
-    <w:p>
-      <w:pPr>
-        <w:pStyle w:val="Normal"/>
-        <w:rPr/>
-      </w:pPr>
-      <w:r>
-        <w:rPr/>
-        <w:t>По желанию:</w:t>
-      </w:r>
-    </w:p>
-    <w:p>
-      <w:pPr>
-        <w:pStyle w:val="Normal"/>
-        <w:rPr/>
-      </w:pPr>
-      <w:r>
-        <w:rPr/>
-        <w:t>обзорная экскурсия по Познани (при благоприятном прохождении границы) - 10€ / 5 € (несовершеннолетние)</w:t>
-      </w:r>
-    </w:p>
-    <w:p>
-      <w:pPr>
-        <w:pStyle w:val="Normal"/>
-        <w:rPr/>
-      </w:pPr>
-      <w:r>
-        <w:rPr/>
-        <w:t>обзорная экскурсия в Брюссель - 25 €</w:t>
-      </w:r>
-    </w:p>
-    <w:p>
-      <w:pPr>
-        <w:pStyle w:val="Normal"/>
-        <w:rPr/>
-      </w:pPr>
-      <w:r>
-        <w:rPr/>
-        <w:t>Этрета + Онфлер - 50 € (билеты в ландшафтный парк «Сады Этрета» приобретаются самостоятельно на месте)</w:t>
-      </w:r>
-    </w:p>
-    <w:p>
-      <w:pPr>
-        <w:pStyle w:val="Normal"/>
-        <w:rPr/>
-      </w:pPr>
-      <w:r>
-        <w:rPr/>
-        <w:t>Мон-Сен-Мишель + Сен-Мало - 50 €</w:t>
-      </w:r>
-    </w:p>
-    <w:p>
-      <w:pPr>
-        <w:pStyle w:val="Normal"/>
-        <w:rPr/>
-      </w:pPr>
-      <w:r>
-        <w:rPr/>
-        <w:t>аренда наушников для экскурсий - 10 €</w:t>
-      </w:r>
-    </w:p>
-    <w:p>
-      <w:pPr>
-        <w:pStyle w:val="Normal"/>
-        <w:rPr/>
-      </w:pPr>
-      <w:r>
-        <w:rPr/>
-        <w:t>Выездные экскурсии состоятся при минимальной группе 25 чел.</w:t>
-      </w:r>
-    </w:p>
-    <w:p>
-      <w:pPr>
-        <w:pStyle w:val="Normal"/>
-        <w:rPr/>
-      </w:pPr>
-      <w:r>
-        <w:rPr/>
-        <w:t>Программа тура:</w:t>
-      </w:r>
-    </w:p>
-    <w:p>
-      <w:pPr>
-        <w:pStyle w:val="Normal"/>
-        <w:rPr/>
-      </w:pPr>
-      <w:r>
-        <w:rPr/>
         <w:t>1 день, суббота: Выезд из Минска ориентировочно в 15.00. Прохождение границы.</w:t>
       </w:r>
     </w:p>
@@ -2434,414 +2838,6 @@
       <w:r>
         <w:rPr/>
         <w:t>Ссылка на бронирование - https://sundita.by/tur/magiya-normandii/</w:t>
-      </w:r>
-    </w:p>
-    <w:p>
-      <w:pPr>
-        <w:pStyle w:val="Normal"/>
-        <w:rPr/>
-      </w:pPr>
-      <w:r>
-        <w:rPr/>
-      </w:r>
-    </w:p>
-    <w:p>
-      <w:pPr>
-        <w:pStyle w:val="Heading1"/>
-        <w:rPr/>
-      </w:pPr>
-      <w:r>
-        <w:rPr/>
-        <w:t>Зимние каникулы в Париже</w:t>
-      </w:r>
-    </w:p>
-    <w:p>
-      <w:pPr>
-        <w:pStyle w:val="Normal"/>
-        <w:rPr/>
-      </w:pPr>
-      <w:r>
-        <w:rPr/>
-        <w:t>Виза - не обязательно</w:t>
-      </w:r>
-    </w:p>
-    <w:p>
-      <w:pPr>
-        <w:pStyle w:val="Normal"/>
-        <w:rPr/>
-      </w:pPr>
-      <w:r>
-        <w:rPr/>
-        <w:t>Куда: Минск - Майсен - Люксембург - Париж - Диснейленд* - Ротенбург-на-Таубере - Прага - Минск</w:t>
-      </w:r>
-    </w:p>
-    <w:p>
-      <w:pPr>
-        <w:pStyle w:val="Normal"/>
-        <w:rPr/>
-      </w:pPr>
-      <w:r>
-        <w:rPr/>
-        <w:t>Когда: 02.01.2027 - 10.01.2027</w:t>
-      </w:r>
-    </w:p>
-    <w:p>
-      <w:pPr>
-        <w:pStyle w:val="Normal"/>
-        <w:rPr/>
-      </w:pPr>
-      <w:r>
-        <w:rPr/>
-        <w:t>Сколько стоит: 590 € (на человека при проживании в 2 или 3 местном номере)</w:t>
-      </w:r>
-    </w:p>
-    <w:p>
-      <w:pPr>
-        <w:pStyle w:val="Normal"/>
-        <w:rPr/>
-      </w:pPr>
-      <w:r>
-        <w:rPr/>
-        <w:t>Что включено в стоимость тура:</w:t>
-      </w:r>
-    </w:p>
-    <w:p>
-      <w:pPr>
-        <w:pStyle w:val="Normal"/>
-        <w:rPr/>
-      </w:pPr>
-      <w:r>
-        <w:rPr/>
-        <w:t>туруслуга</w:t>
-      </w:r>
-    </w:p>
-    <w:p>
-      <w:pPr>
-        <w:pStyle w:val="Normal"/>
-        <w:rPr/>
-      </w:pPr>
-      <w:r>
-        <w:rPr/>
-        <w:t>проезд автобусом</w:t>
-      </w:r>
-    </w:p>
-    <w:p>
-      <w:pPr>
-        <w:pStyle w:val="Normal"/>
-        <w:rPr/>
-      </w:pPr>
-      <w:r>
-        <w:rPr/>
-        <w:t>6 ночлегов в отелях</w:t>
-      </w:r>
-    </w:p>
-    <w:p>
-      <w:pPr>
-        <w:pStyle w:val="Normal"/>
-        <w:rPr/>
-      </w:pPr>
-      <w:r>
-        <w:rPr/>
-        <w:t>6 завтраков в отелях</w:t>
-      </w:r>
-    </w:p>
-    <w:p>
-      <w:pPr>
-        <w:pStyle w:val="Normal"/>
-        <w:rPr/>
-      </w:pPr>
-      <w:r>
-        <w:rPr/>
-        <w:t>обзорные экскурсии в Майсене, Люксембурге, Париже, Ротенбурге-на-Таубере, Праге</w:t>
-      </w:r>
-    </w:p>
-    <w:p>
-      <w:pPr>
-        <w:pStyle w:val="Normal"/>
-        <w:rPr/>
-      </w:pPr>
-      <w:r>
-        <w:rPr/>
-        <w:t>услуги сопровождающего</w:t>
-      </w:r>
-    </w:p>
-    <w:p>
-      <w:pPr>
-        <w:pStyle w:val="Normal"/>
-        <w:rPr/>
-      </w:pPr>
-      <w:r>
-        <w:rPr/>
-        <w:t>городские налоги</w:t>
-      </w:r>
-    </w:p>
-    <w:p>
-      <w:pPr>
-        <w:pStyle w:val="Normal"/>
-        <w:rPr/>
-      </w:pPr>
-      <w:r>
-        <w:rPr/>
-        <w:t>Что оплачивается дополнительно:</w:t>
-      </w:r>
-    </w:p>
-    <w:p>
-      <w:pPr>
-        <w:pStyle w:val="Normal"/>
-        <w:rPr/>
-      </w:pPr>
-      <w:r>
-        <w:rPr/>
-        <w:t>Обязательно:</w:t>
-      </w:r>
-    </w:p>
-    <w:p>
-      <w:pPr>
-        <w:pStyle w:val="Normal"/>
-        <w:rPr/>
-      </w:pPr>
-      <w:r>
-        <w:rPr/>
-        <w:t>медицинская страховка (оформляется самостоятельно)</w:t>
-      </w:r>
-    </w:p>
-    <w:p>
-      <w:pPr>
-        <w:pStyle w:val="Normal"/>
-        <w:rPr/>
-      </w:pPr>
-      <w:r>
-        <w:rPr/>
-        <w:t>При необходимости:</w:t>
-      </w:r>
-    </w:p>
-    <w:p>
-      <w:pPr>
-        <w:pStyle w:val="Normal"/>
-        <w:rPr/>
-      </w:pPr>
-      <w:r>
-        <w:rPr/>
-        <w:t>консульский сбор за открытие визы - 35 € + 32 бел.рубля услуги визового центра</w:t>
-      </w:r>
-    </w:p>
-    <w:p>
-      <w:pPr>
-        <w:pStyle w:val="Normal"/>
-        <w:rPr/>
-      </w:pPr>
-      <w:r>
-        <w:rPr/>
-        <w:t>оплата ускоренного продвижения ко въезду на КПП с использованием дополнительных мер при скоплении большого количества автобусов накануне выезда - 20 €</w:t>
-      </w:r>
-    </w:p>
-    <w:p>
-      <w:pPr>
-        <w:pStyle w:val="Normal"/>
-        <w:rPr/>
-      </w:pPr>
-      <w:r>
-        <w:rPr/>
-        <w:t>По желанию (*):</w:t>
-      </w:r>
-    </w:p>
-    <w:p>
-      <w:pPr>
-        <w:pStyle w:val="Normal"/>
-        <w:rPr/>
-      </w:pPr>
-      <w:r>
-        <w:rPr/>
-        <w:t>поездка в Диснейленд с входными билетами - от 80€</w:t>
-      </w:r>
-    </w:p>
-    <w:p>
-      <w:pPr>
-        <w:pStyle w:val="Normal"/>
-        <w:rPr/>
-      </w:pPr>
-      <w:r>
-        <w:rPr/>
-        <w:t>экскурсия «Чрево Парижа» – 15 € / 10€</w:t>
-      </w:r>
-    </w:p>
-    <w:p>
-      <w:pPr>
-        <w:pStyle w:val="Normal"/>
-        <w:rPr/>
-      </w:pPr>
-      <w:r>
-        <w:rPr/>
-        <w:t>экскурсия по Монмартру - 15 € / 10€</w:t>
-      </w:r>
-    </w:p>
-    <w:p>
-      <w:pPr>
-        <w:pStyle w:val="Normal"/>
-        <w:rPr/>
-      </w:pPr>
-      <w:r>
-        <w:rPr/>
-        <w:t>круиз по Сене - 18 € / 12 €</w:t>
-      </w:r>
-    </w:p>
-    <w:p>
-      <w:pPr>
-        <w:pStyle w:val="Normal"/>
-        <w:rPr/>
-      </w:pPr>
-      <w:r>
-        <w:rPr/>
-        <w:t>теплоходная прогулка по Влтаве с ужином «шведский стол» - 30 €</w:t>
-      </w:r>
-    </w:p>
-    <w:p>
-      <w:pPr>
-        <w:pStyle w:val="Normal"/>
-        <w:rPr/>
-      </w:pPr>
-      <w:r>
-        <w:rPr/>
-        <w:t>аренда наушников для экскурсий - 10 €</w:t>
-      </w:r>
-    </w:p>
-    <w:p>
-      <w:pPr>
-        <w:pStyle w:val="Normal"/>
-        <w:rPr/>
-      </w:pPr>
-      <w:r>
-        <w:rPr/>
-        <w:t>Дополнительные экскурсии состоятся при минимальной группе 25 чел.</w:t>
-      </w:r>
-    </w:p>
-    <w:p>
-      <w:pPr>
-        <w:pStyle w:val="Normal"/>
-        <w:rPr/>
-      </w:pPr>
-      <w:r>
-        <w:rPr/>
-        <w:t>Программа тура:</w:t>
-      </w:r>
-    </w:p>
-    <w:p>
-      <w:pPr>
-        <w:pStyle w:val="Normal"/>
-        <w:rPr/>
-      </w:pPr>
-      <w:r>
-        <w:rPr/>
-        <w:t>1 день, суббота: Выезд из Минска ориентировочно в 15.00. Прохождение границы.</w:t>
-      </w:r>
-    </w:p>
-    <w:p>
-      <w:pPr>
-        <w:pStyle w:val="Normal"/>
-        <w:rPr/>
-      </w:pPr>
-      <w:r>
-        <w:rPr/>
-        <w:t>2 день, воскресенье: Транзит по Польше и Германии. Ночлег под Дрезденом.</w:t>
-      </w:r>
-    </w:p>
-    <w:p>
-      <w:pPr>
-        <w:pStyle w:val="Normal"/>
-        <w:rPr/>
-      </w:pPr>
-      <w:r>
-        <w:rPr/>
-        <w:t>3 день, понедельник: Завтрак, выселение. Майсен (обзорная, замок Альбрехтсбург). Ночлег в Германии.</w:t>
-      </w:r>
-    </w:p>
-    <w:p>
-      <w:pPr>
-        <w:pStyle w:val="Normal"/>
-        <w:rPr/>
-      </w:pPr>
-      <w:r>
-        <w:rPr/>
-        <w:t>4 день, вторник: Завтрак, выселение. Люксембург (обзорная), свободное время. Переезд в Париж, вечерний кораблик по Сене*. Ночлег под Парижем.</w:t>
-      </w:r>
-    </w:p>
-    <w:p>
-      <w:pPr>
-        <w:pStyle w:val="Normal"/>
-        <w:rPr/>
-      </w:pPr>
-      <w:r>
-        <w:rPr/>
-        <w:t>5 день, среда: Завтрак. Свободный день в Париже или Диснейленд* на целый день (трансфер, вечернее шоу). Ночлег под Парижем.</w:t>
-      </w:r>
-    </w:p>
-    <w:p>
-      <w:pPr>
-        <w:pStyle w:val="Normal"/>
-        <w:rPr/>
-      </w:pPr>
-      <w:r>
-        <w:rPr/>
-        <w:t>6 день, четверг: Завтрак, выселение. Автобусная обзорная по Парижу с гидом, по желанию Монмартр* и «Чрево Парижа»*. Переезд во Францию, ночлег.</w:t>
-      </w:r>
-    </w:p>
-    <w:p>
-      <w:pPr>
-        <w:pStyle w:val="Normal"/>
-        <w:rPr/>
-      </w:pPr>
-      <w:r>
-        <w:rPr/>
-        <w:t>7 день, пятница: Завтрак, выселение. Ротенбург-на-Таубере, свободное время. Ночлег в Чехии.</w:t>
-      </w:r>
-    </w:p>
-    <w:p>
-      <w:pPr>
-        <w:pStyle w:val="Normal"/>
-        <w:rPr/>
-      </w:pPr>
-      <w:r>
-        <w:rPr/>
-        <w:t>8 день, суббота: Завтрак, выселение. Обзорная по Праге с гидом, свободное время или кораблик по Влтаве* с ужином. Переезд на границу.</w:t>
-      </w:r>
-    </w:p>
-    <w:p>
-      <w:pPr>
-        <w:pStyle w:val="Normal"/>
-        <w:rPr/>
-      </w:pPr>
-      <w:r>
-        <w:rPr/>
-        <w:t>9 день, воскресенье: Прибытие в Минск.</w:t>
-      </w:r>
-    </w:p>
-    <w:p>
-      <w:pPr>
-        <w:pStyle w:val="Normal"/>
-        <w:rPr/>
-      </w:pPr>
-      <w:r>
-        <w:rPr/>
-      </w:r>
-    </w:p>
-    <w:p>
-      <w:pPr>
-        <w:pStyle w:val="Normal"/>
-        <w:rPr/>
-      </w:pPr>
-      <w:r>
-        <w:rPr/>
-        <w:t>Ссылка на тур - https://docs.google.com/document/d/1RFUf7BYk4prfwkiVUzXOK5K8Su2aMN99/edit?usp=drivesdk&amp;ouid=111300583727093131417&amp;rtpof=true&amp;sd=true</w:t>
-      </w:r>
-    </w:p>
-    <w:p>
-      <w:pPr>
-        <w:pStyle w:val="Normal"/>
-        <w:rPr/>
-      </w:pPr>
-      <w:r>
-        <w:rPr/>
-        <w:t>Ссылка на бронирование - https://sundita.by/tur/zimnie-kanikuly-v-parizhe/</w:t>
       </w:r>
     </w:p>
     <w:p>
@@ -3280,6 +3276,7 @@
         </w:tabs>
         <w:ind w:start="1080" w:hanging="360"/>
       </w:pPr>
+      <w:rPr/>
     </w:lvl>
     <w:lvl w:ilvl="2">
       <w:start w:val="1"/>
@@ -3292,6 +3289,7 @@
         </w:tabs>
         <w:ind w:start="1440" w:hanging="360"/>
       </w:pPr>
+      <w:rPr/>
     </w:lvl>
     <w:lvl w:ilvl="3">
       <w:start w:val="1"/>
@@ -3304,6 +3302,7 @@
         </w:tabs>
         <w:ind w:start="1800" w:hanging="360"/>
       </w:pPr>
+      <w:rPr/>
     </w:lvl>
     <w:lvl w:ilvl="4">
       <w:start w:val="1"/>
@@ -3316,6 +3315,7 @@
         </w:tabs>
         <w:ind w:start="2160" w:hanging="360"/>
       </w:pPr>
+      <w:rPr/>
     </w:lvl>
     <w:lvl w:ilvl="5">
       <w:start w:val="1"/>
@@ -3328,6 +3328,7 @@
         </w:tabs>
         <w:ind w:start="2520" w:hanging="360"/>
       </w:pPr>
+      <w:rPr/>
     </w:lvl>
     <w:lvl w:ilvl="6">
       <w:start w:val="1"/>
@@ -3340,6 +3341,7 @@
         </w:tabs>
         <w:ind w:start="2880" w:hanging="360"/>
       </w:pPr>
+      <w:rPr/>
     </w:lvl>
     <w:lvl w:ilvl="7">
       <w:start w:val="1"/>
@@ -3352,6 +3354,7 @@
         </w:tabs>
         <w:ind w:start="3240" w:hanging="360"/>
       </w:pPr>
+      <w:rPr/>
     </w:lvl>
     <w:lvl w:ilvl="8">
       <w:start w:val="1"/>
@@ -3364,6 +3367,7 @@
         </w:tabs>
         <w:ind w:start="3600" w:hanging="360"/>
       </w:pPr>
+      <w:rPr/>
     </w:lvl>
   </w:abstractNum>
   <w:abstractNum w:abstractNumId="2">
@@ -3393,6 +3397,7 @@
         </w:tabs>
         <w:ind w:start="1080" w:hanging="360"/>
       </w:pPr>
+      <w:rPr/>
     </w:lvl>
     <w:lvl w:ilvl="2">
       <w:start w:val="1"/>
@@ -3405,6 +3410,7 @@
         </w:tabs>
         <w:ind w:start="1440" w:hanging="360"/>
       </w:pPr>
+      <w:rPr/>
     </w:lvl>
     <w:lvl w:ilvl="3">
       <w:start w:val="1"/>
@@ -3417,6 +3423,7 @@
         </w:tabs>
         <w:ind w:start="1800" w:hanging="360"/>
       </w:pPr>
+      <w:rPr/>
     </w:lvl>
     <w:lvl w:ilvl="4">
       <w:start w:val="1"/>
@@ -3429,6 +3436,7 @@
         </w:tabs>
         <w:ind w:start="2160" w:hanging="360"/>
       </w:pPr>
+      <w:rPr/>
     </w:lvl>
     <w:lvl w:ilvl="5">
       <w:start w:val="1"/>
@@ -3441,6 +3449,7 @@
         </w:tabs>
         <w:ind w:start="2520" w:hanging="360"/>
       </w:pPr>
+      <w:rPr/>
     </w:lvl>
     <w:lvl w:ilvl="6">
       <w:start w:val="1"/>
@@ -3453,6 +3462,7 @@
         </w:tabs>
         <w:ind w:start="2880" w:hanging="360"/>
       </w:pPr>
+      <w:rPr/>
     </w:lvl>
     <w:lvl w:ilvl="7">
       <w:start w:val="1"/>
@@ -3465,6 +3475,7 @@
         </w:tabs>
         <w:ind w:start="3240" w:hanging="360"/>
       </w:pPr>
+      <w:rPr/>
     </w:lvl>
     <w:lvl w:ilvl="8">
       <w:start w:val="1"/>
@@ -3477,6 +3488,7 @@
         </w:tabs>
         <w:ind w:start="3600" w:hanging="360"/>
       </w:pPr>
+      <w:rPr/>
     </w:lvl>
   </w:abstractNum>
   <w:abstractNum w:abstractNumId="3">
@@ -3506,6 +3518,7 @@
         </w:tabs>
         <w:ind w:start="1080" w:hanging="360"/>
       </w:pPr>
+      <w:rPr/>
     </w:lvl>
     <w:lvl w:ilvl="2">
       <w:start w:val="1"/>
@@ -3518,6 +3531,7 @@
         </w:tabs>
         <w:ind w:start="1440" w:hanging="360"/>
       </w:pPr>
+      <w:rPr/>
     </w:lvl>
     <w:lvl w:ilvl="3">
       <w:start w:val="1"/>
@@ -3530,6 +3544,7 @@
         </w:tabs>
         <w:ind w:start="1800" w:hanging="360"/>
       </w:pPr>
+      <w:rPr/>
     </w:lvl>
     <w:lvl w:ilvl="4">
       <w:start w:val="1"/>
@@ -3542,6 +3557,7 @@
         </w:tabs>
         <w:ind w:start="2160" w:hanging="360"/>
       </w:pPr>
+      <w:rPr/>
     </w:lvl>
     <w:lvl w:ilvl="5">
       <w:start w:val="1"/>
@@ -3554,6 +3570,7 @@
         </w:tabs>
         <w:ind w:start="2520" w:hanging="360"/>
       </w:pPr>
+      <w:rPr/>
     </w:lvl>
     <w:lvl w:ilvl="6">
       <w:start w:val="1"/>
@@ -3566,6 +3583,7 @@
         </w:tabs>
         <w:ind w:start="2880" w:hanging="360"/>
       </w:pPr>
+      <w:rPr/>
     </w:lvl>
     <w:lvl w:ilvl="7">
       <w:start w:val="1"/>
@@ -3578,6 +3596,7 @@
         </w:tabs>
         <w:ind w:start="3240" w:hanging="360"/>
       </w:pPr>
+      <w:rPr/>
     </w:lvl>
     <w:lvl w:ilvl="8">
       <w:start w:val="1"/>
@@ -3590,6 +3609,7 @@
         </w:tabs>
         <w:ind w:start="3600" w:hanging="360"/>
       </w:pPr>
+      <w:rPr/>
     </w:lvl>
   </w:abstractNum>
   <w:abstractNum w:abstractNumId="4">
@@ -3617,6 +3637,7 @@
         </w:tabs>
         <w:ind w:start="1080" w:hanging="360"/>
       </w:pPr>
+      <w:rPr/>
     </w:lvl>
     <w:lvl w:ilvl="2">
       <w:start w:val="1"/>
@@ -3629,6 +3650,7 @@
         </w:tabs>
         <w:ind w:start="1440" w:hanging="360"/>
       </w:pPr>
+      <w:rPr/>
     </w:lvl>
     <w:lvl w:ilvl="3">
       <w:start w:val="1"/>
@@ -3641,6 +3663,7 @@
         </w:tabs>
         <w:ind w:start="1800" w:hanging="360"/>
       </w:pPr>
+      <w:rPr/>
     </w:lvl>
     <w:lvl w:ilvl="4">
       <w:start w:val="1"/>
@@ -3653,6 +3676,7 @@
         </w:tabs>
         <w:ind w:start="2160" w:hanging="360"/>
       </w:pPr>
+      <w:rPr/>
     </w:lvl>
     <w:lvl w:ilvl="5">
       <w:start w:val="1"/>
@@ -3665,6 +3689,7 @@
         </w:tabs>
         <w:ind w:start="2520" w:hanging="360"/>
       </w:pPr>
+      <w:rPr/>
     </w:lvl>
     <w:lvl w:ilvl="6">
       <w:start w:val="1"/>
@@ -3677,6 +3702,7 @@
         </w:tabs>
         <w:ind w:start="2880" w:hanging="360"/>
       </w:pPr>
+      <w:rPr/>
     </w:lvl>
     <w:lvl w:ilvl="7">
       <w:start w:val="1"/>
@@ -3689,6 +3715,7 @@
         </w:tabs>
         <w:ind w:start="3240" w:hanging="360"/>
       </w:pPr>
+      <w:rPr/>
     </w:lvl>
     <w:lvl w:ilvl="8">
       <w:start w:val="1"/>
@@ -3701,6 +3728,7 @@
         </w:tabs>
         <w:ind w:start="3600" w:hanging="360"/>
       </w:pPr>
+      <w:rPr/>
     </w:lvl>
   </w:abstractNum>
   <w:abstractNum w:abstractNumId="5">
@@ -3728,6 +3756,7 @@
         </w:tabs>
         <w:ind w:start="1080" w:hanging="360"/>
       </w:pPr>
+      <w:rPr/>
     </w:lvl>
     <w:lvl w:ilvl="2">
       <w:start w:val="1"/>
@@ -3740,6 +3769,7 @@
         </w:tabs>
         <w:ind w:start="1440" w:hanging="360"/>
       </w:pPr>
+      <w:rPr/>
     </w:lvl>
     <w:lvl w:ilvl="3">
       <w:start w:val="1"/>
@@ -3752,6 +3782,7 @@
         </w:tabs>
         <w:ind w:start="1800" w:hanging="360"/>
       </w:pPr>
+      <w:rPr/>
     </w:lvl>
     <w:lvl w:ilvl="4">
       <w:start w:val="1"/>
@@ -3764,6 +3795,7 @@
         </w:tabs>
         <w:ind w:start="2160" w:hanging="360"/>
       </w:pPr>
+      <w:rPr/>
     </w:lvl>
     <w:lvl w:ilvl="5">
       <w:start w:val="1"/>
@@ -3776,6 +3808,7 @@
         </w:tabs>
         <w:ind w:start="2520" w:hanging="360"/>
       </w:pPr>
+      <w:rPr/>
     </w:lvl>
     <w:lvl w:ilvl="6">
       <w:start w:val="1"/>
@@ -3788,6 +3821,7 @@
         </w:tabs>
         <w:ind w:start="2880" w:hanging="360"/>
       </w:pPr>
+      <w:rPr/>
     </w:lvl>
     <w:lvl w:ilvl="7">
       <w:start w:val="1"/>
@@ -3800,6 +3834,7 @@
         </w:tabs>
         <w:ind w:start="3240" w:hanging="360"/>
       </w:pPr>
+      <w:rPr/>
     </w:lvl>
     <w:lvl w:ilvl="8">
       <w:start w:val="1"/>
@@ -3812,6 +3847,7 @@
         </w:tabs>
         <w:ind w:start="3600" w:hanging="360"/>
       </w:pPr>
+      <w:rPr/>
     </w:lvl>
   </w:abstractNum>
   <w:abstractNum w:abstractNumId="6">
@@ -3839,6 +3875,7 @@
         </w:tabs>
         <w:ind w:start="1080" w:hanging="360"/>
       </w:pPr>
+      <w:rPr/>
     </w:lvl>
     <w:lvl w:ilvl="2">
       <w:start w:val="1"/>
@@ -3851,6 +3888,7 @@
         </w:tabs>
         <w:ind w:start="1440" w:hanging="360"/>
       </w:pPr>
+      <w:rPr/>
     </w:lvl>
     <w:lvl w:ilvl="3">
       <w:start w:val="1"/>
@@ -3863,6 +3901,7 @@
         </w:tabs>
         <w:ind w:start="1800" w:hanging="360"/>
       </w:pPr>
+      <w:rPr/>
     </w:lvl>
     <w:lvl w:ilvl="4">
       <w:start w:val="1"/>
@@ -3875,6 +3914,7 @@
         </w:tabs>
         <w:ind w:start="2160" w:hanging="360"/>
       </w:pPr>
+      <w:rPr/>
     </w:lvl>
     <w:lvl w:ilvl="5">
       <w:start w:val="1"/>
@@ -3887,6 +3927,7 @@
         </w:tabs>
         <w:ind w:start="2520" w:hanging="360"/>
       </w:pPr>
+      <w:rPr/>
     </w:lvl>
     <w:lvl w:ilvl="6">
       <w:start w:val="1"/>
@@ -3899,6 +3940,7 @@
         </w:tabs>
         <w:ind w:start="2880" w:hanging="360"/>
       </w:pPr>
+      <w:rPr/>
     </w:lvl>
     <w:lvl w:ilvl="7">
       <w:start w:val="1"/>
@@ -3911,6 +3953,7 @@
         </w:tabs>
         <w:ind w:start="3240" w:hanging="360"/>
       </w:pPr>
+      <w:rPr/>
     </w:lvl>
     <w:lvl w:ilvl="8">
       <w:start w:val="1"/>
@@ -3923,6 +3966,7 @@
         </w:tabs>
         <w:ind w:start="3600" w:hanging="360"/>
       </w:pPr>
+      <w:rPr/>
     </w:lvl>
   </w:abstractNum>
   <w:abstractNum w:abstractNumId="7">
@@ -4073,7 +4117,7 @@
   <w:docDefaults>
     <w:rPrDefault>
       <w:rPr>
-        <w:rFonts w:ascii="Cambria" w:hAnsi="Cambria" w:eastAsia="ＭＳ 明朝" w:cs="" w:asciiTheme="minorHAnsi" w:cstheme="minorBidi" w:eastAsiaTheme="minorEastAsia" w:hAnsiTheme="minorHAnsi"/>
+        <w:rFonts w:ascii="Cambria" w:hAnsi="Cambria" w:eastAsia="" w:cs="" w:asciiTheme="minorHAnsi" w:cstheme="minorBidi" w:eastAsiaTheme="minorEastAsia" w:hAnsiTheme="minorHAnsi"/>
         <w:sz w:val="22"/>
         <w:szCs w:val="22"/>
         <w:lang w:val="en-US" w:eastAsia="en-US" w:bidi="ar-SA"/>
@@ -4230,12 +4274,13 @@
     <w:rsid w:val="00fc693f"/>
     <w:pPr>
       <w:widowControl/>
+      <w:suppressAutoHyphens w:val="true"/>
       <w:bidi w:val="0"/>
       <w:spacing w:lineRule="auto" w:line="276" w:before="0" w:after="200"/>
       <w:jc w:val="start"/>
     </w:pPr>
     <w:rPr>
-      <w:rFonts w:ascii="Cambria" w:hAnsi="Cambria" w:eastAsia="ＭＳ 明朝" w:cs="" w:asciiTheme="minorHAnsi" w:cstheme="minorBidi" w:eastAsiaTheme="minorEastAsia" w:hAnsiTheme="minorHAnsi"/>
+      <w:rFonts w:ascii="Cambria" w:hAnsi="Cambria" w:eastAsia="" w:cs="" w:asciiTheme="minorHAnsi" w:cstheme="minorBidi" w:eastAsiaTheme="minorEastAsia" w:hAnsiTheme="minorHAnsi"/>
       <w:color w:val="auto"/>
       <w:kern w:val="0"/>
       <w:sz w:val="22"/>
@@ -4258,7 +4303,7 @@
       <w:outlineLvl w:val="0"/>
     </w:pPr>
     <w:rPr>
-      <w:rFonts w:ascii="Calibri" w:hAnsi="Calibri" w:eastAsia="ＭＳ ゴシック" w:cs="" w:asciiTheme="majorHAnsi" w:cstheme="majorBidi" w:eastAsiaTheme="majorEastAsia" w:hAnsiTheme="majorHAnsi"/>
+      <w:rFonts w:ascii="Calibri" w:hAnsi="Calibri" w:eastAsia="" w:cs="" w:asciiTheme="majorHAnsi" w:cstheme="majorBidi" w:eastAsiaTheme="majorEastAsia" w:hAnsiTheme="majorHAnsi"/>
       <w:b/>
       <w:bCs/>
       <w:color w:themeColor="accent1" w:themeShade="bf" w:val="365F91"/>
@@ -4282,7 +4327,7 @@
       <w:outlineLvl w:val="1"/>
     </w:pPr>
     <w:rPr>
-      <w:rFonts w:ascii="Calibri" w:hAnsi="Calibri" w:eastAsia="ＭＳ ゴシック" w:cs="" w:asciiTheme="majorHAnsi" w:cstheme="majorBidi" w:eastAsiaTheme="majorEastAsia" w:hAnsiTheme="majorHAnsi"/>
+      <w:rFonts w:ascii="Calibri" w:hAnsi="Calibri" w:eastAsia="" w:cs="" w:asciiTheme="majorHAnsi" w:cstheme="majorBidi" w:eastAsiaTheme="majorEastAsia" w:hAnsiTheme="majorHAnsi"/>
       <w:b/>
       <w:bCs/>
       <w:color w:themeColor="accent1" w:val="4F81BD"/>
@@ -4306,7 +4351,7 @@
       <w:outlineLvl w:val="2"/>
     </w:pPr>
     <w:rPr>
-      <w:rFonts w:ascii="Calibri" w:hAnsi="Calibri" w:eastAsia="ＭＳ ゴシック" w:cs="" w:asciiTheme="majorHAnsi" w:cstheme="majorBidi" w:eastAsiaTheme="majorEastAsia" w:hAnsiTheme="majorHAnsi"/>
+      <w:rFonts w:ascii="Calibri" w:hAnsi="Calibri" w:eastAsia="" w:cs="" w:asciiTheme="majorHAnsi" w:cstheme="majorBidi" w:eastAsiaTheme="majorEastAsia" w:hAnsiTheme="majorHAnsi"/>
       <w:b/>
       <w:bCs/>
       <w:color w:themeColor="accent1" w:val="4F81BD"/>
@@ -4329,7 +4374,7 @@
       <w:outlineLvl w:val="3"/>
     </w:pPr>
     <w:rPr>
-      <w:rFonts w:ascii="Calibri" w:hAnsi="Calibri" w:eastAsia="ＭＳ ゴシック" w:cs="" w:asciiTheme="majorHAnsi" w:cstheme="majorBidi" w:eastAsiaTheme="majorEastAsia" w:hAnsiTheme="majorHAnsi"/>
+      <w:rFonts w:ascii="Calibri" w:hAnsi="Calibri" w:eastAsia="" w:cs="" w:asciiTheme="majorHAnsi" w:cstheme="majorBidi" w:eastAsiaTheme="majorEastAsia" w:hAnsiTheme="majorHAnsi"/>
       <w:b/>
       <w:bCs/>
       <w:i/>
@@ -4354,7 +4399,7 @@
       <w:outlineLvl w:val="4"/>
     </w:pPr>
     <w:rPr>
-      <w:rFonts w:ascii="Calibri" w:hAnsi="Calibri" w:eastAsia="ＭＳ ゴシック" w:cs="" w:asciiTheme="majorHAnsi" w:cstheme="majorBidi" w:eastAsiaTheme="majorEastAsia" w:hAnsiTheme="majorHAnsi"/>
+      <w:rFonts w:ascii="Calibri" w:hAnsi="Calibri" w:eastAsia="" w:cs="" w:asciiTheme="majorHAnsi" w:cstheme="majorBidi" w:eastAsiaTheme="majorEastAsia" w:hAnsiTheme="majorHAnsi"/>
       <w:color w:themeColor="accent1" w:themeShade="7f" w:val="243F60"/>
     </w:rPr>
   </w:style>
@@ -4375,7 +4420,7 @@
       <w:outlineLvl w:val="5"/>
     </w:pPr>
     <w:rPr>
-      <w:rFonts w:ascii="Calibri" w:hAnsi="Calibri" w:eastAsia="ＭＳ ゴシック" w:cs="" w:asciiTheme="majorHAnsi" w:cstheme="majorBidi" w:eastAsiaTheme="majorEastAsia" w:hAnsiTheme="majorHAnsi"/>
+      <w:rFonts w:ascii="Calibri" w:hAnsi="Calibri" w:eastAsia="" w:cs="" w:asciiTheme="majorHAnsi" w:cstheme="majorBidi" w:eastAsiaTheme="majorEastAsia" w:hAnsiTheme="majorHAnsi"/>
       <w:i/>
       <w:iCs/>
       <w:color w:themeColor="accent1" w:themeShade="7f" w:val="243F60"/>
@@ -4398,7 +4443,7 @@
       <w:outlineLvl w:val="6"/>
     </w:pPr>
     <w:rPr>
-      <w:rFonts w:ascii="Calibri" w:hAnsi="Calibri" w:eastAsia="ＭＳ ゴシック" w:cs="" w:asciiTheme="majorHAnsi" w:cstheme="majorBidi" w:eastAsiaTheme="majorEastAsia" w:hAnsiTheme="majorHAnsi"/>
+      <w:rFonts w:ascii="Calibri" w:hAnsi="Calibri" w:eastAsia="" w:cs="" w:asciiTheme="majorHAnsi" w:cstheme="majorBidi" w:eastAsiaTheme="majorEastAsia" w:hAnsiTheme="majorHAnsi"/>
       <w:i/>
       <w:iCs/>
       <w:color w:themeColor="text1" w:themeTint="bf" w:val="404040"/>
@@ -4421,7 +4466,7 @@
       <w:outlineLvl w:val="7"/>
     </w:pPr>
     <w:rPr>
-      <w:rFonts w:ascii="Calibri" w:hAnsi="Calibri" w:eastAsia="ＭＳ ゴシック" w:cs="" w:asciiTheme="majorHAnsi" w:cstheme="majorBidi" w:eastAsiaTheme="majorEastAsia" w:hAnsiTheme="majorHAnsi"/>
+      <w:rFonts w:ascii="Calibri" w:hAnsi="Calibri" w:eastAsia="" w:cs="" w:asciiTheme="majorHAnsi" w:cstheme="majorBidi" w:eastAsiaTheme="majorEastAsia" w:hAnsiTheme="majorHAnsi"/>
       <w:color w:themeColor="accent1" w:val="4F81BD"/>
       <w:sz w:val="20"/>
       <w:szCs w:val="20"/>
@@ -4444,7 +4489,7 @@
       <w:outlineLvl w:val="8"/>
     </w:pPr>
     <w:rPr>
-      <w:rFonts w:ascii="Calibri" w:hAnsi="Calibri" w:eastAsia="ＭＳ ゴシック" w:cs="" w:asciiTheme="majorHAnsi" w:cstheme="majorBidi" w:eastAsiaTheme="majorEastAsia" w:hAnsiTheme="majorHAnsi"/>
+      <w:rFonts w:ascii="Calibri" w:hAnsi="Calibri" w:eastAsia="" w:cs="" w:asciiTheme="majorHAnsi" w:cstheme="majorBidi" w:eastAsiaTheme="majorEastAsia" w:hAnsiTheme="majorHAnsi"/>
       <w:i/>
       <w:iCs/>
       <w:color w:themeColor="text1" w:themeTint="bf" w:val="404040"/>
@@ -4483,7 +4528,7 @@
     <w:qFormat/>
     <w:rsid w:val="00fc693f"/>
     <w:rPr>
-      <w:rFonts w:ascii="Calibri" w:hAnsi="Calibri" w:eastAsia="ＭＳ ゴシック" w:cs="" w:asciiTheme="majorHAnsi" w:cstheme="majorBidi" w:eastAsiaTheme="majorEastAsia" w:hAnsiTheme="majorHAnsi"/>
+      <w:rFonts w:ascii="Calibri" w:hAnsi="Calibri" w:eastAsia="" w:cs="" w:asciiTheme="majorHAnsi" w:cstheme="majorBidi" w:eastAsiaTheme="majorEastAsia" w:hAnsiTheme="majorHAnsi"/>
       <w:b/>
       <w:bCs/>
       <w:color w:themeColor="accent1" w:themeShade="bf" w:val="365F91"/>
@@ -4498,7 +4543,7 @@
     <w:qFormat/>
     <w:rsid w:val="00fc693f"/>
     <w:rPr>
-      <w:rFonts w:ascii="Calibri" w:hAnsi="Calibri" w:eastAsia="ＭＳ ゴシック" w:cs="" w:asciiTheme="majorHAnsi" w:cstheme="majorBidi" w:eastAsiaTheme="majorEastAsia" w:hAnsiTheme="majorHAnsi"/>
+      <w:rFonts w:ascii="Calibri" w:hAnsi="Calibri" w:eastAsia="" w:cs="" w:asciiTheme="majorHAnsi" w:cstheme="majorBidi" w:eastAsiaTheme="majorEastAsia" w:hAnsiTheme="majorHAnsi"/>
       <w:b/>
       <w:bCs/>
       <w:color w:themeColor="accent1" w:val="4F81BD"/>
@@ -4513,7 +4558,7 @@
     <w:qFormat/>
     <w:rsid w:val="00fc693f"/>
     <w:rPr>
-      <w:rFonts w:ascii="Calibri" w:hAnsi="Calibri" w:eastAsia="ＭＳ ゴシック" w:cs="" w:asciiTheme="majorHAnsi" w:cstheme="majorBidi" w:eastAsiaTheme="majorEastAsia" w:hAnsiTheme="majorHAnsi"/>
+      <w:rFonts w:ascii="Calibri" w:hAnsi="Calibri" w:eastAsia="" w:cs="" w:asciiTheme="majorHAnsi" w:cstheme="majorBidi" w:eastAsiaTheme="majorEastAsia" w:hAnsiTheme="majorHAnsi"/>
       <w:b/>
       <w:bCs/>
       <w:color w:themeColor="accent1" w:val="4F81BD"/>
@@ -4526,7 +4571,7 @@
     <w:qFormat/>
     <w:rsid w:val="00fc693f"/>
     <w:rPr>
-      <w:rFonts w:ascii="Calibri" w:hAnsi="Calibri" w:eastAsia="ＭＳ ゴシック" w:cs="" w:asciiTheme="majorHAnsi" w:cstheme="majorBidi" w:eastAsiaTheme="majorEastAsia" w:hAnsiTheme="majorHAnsi"/>
+      <w:rFonts w:ascii="Calibri" w:hAnsi="Calibri" w:eastAsia="" w:cs="" w:asciiTheme="majorHAnsi" w:cstheme="majorBidi" w:eastAsiaTheme="majorEastAsia" w:hAnsiTheme="majorHAnsi"/>
       <w:color w:themeColor="text2" w:themeShade="bf" w:val="17365D"/>
       <w:spacing w:val="5"/>
       <w:kern w:val="2"/>
@@ -4541,7 +4586,7 @@
     <w:qFormat/>
     <w:rsid w:val="00fc693f"/>
     <w:rPr>
-      <w:rFonts w:ascii="Calibri" w:hAnsi="Calibri" w:eastAsia="ＭＳ ゴシック" w:cs="" w:asciiTheme="majorHAnsi" w:cstheme="majorBidi" w:eastAsiaTheme="majorEastAsia" w:hAnsiTheme="majorHAnsi"/>
+      <w:rFonts w:ascii="Calibri" w:hAnsi="Calibri" w:eastAsia="" w:cs="" w:asciiTheme="majorHAnsi" w:cstheme="majorBidi" w:eastAsiaTheme="majorEastAsia" w:hAnsiTheme="majorHAnsi"/>
       <w:i/>
       <w:iCs/>
       <w:color w:themeColor="accent1" w:val="4F81BD"/>
@@ -4613,7 +4658,7 @@
     <w:qFormat/>
     <w:rsid w:val="00fc693f"/>
     <w:rPr>
-      <w:rFonts w:ascii="Calibri" w:hAnsi="Calibri" w:eastAsia="ＭＳ ゴシック" w:cs="" w:asciiTheme="majorHAnsi" w:cstheme="majorBidi" w:eastAsiaTheme="majorEastAsia" w:hAnsiTheme="majorHAnsi"/>
+      <w:rFonts w:ascii="Calibri" w:hAnsi="Calibri" w:eastAsia="" w:cs="" w:asciiTheme="majorHAnsi" w:cstheme="majorBidi" w:eastAsiaTheme="majorEastAsia" w:hAnsiTheme="majorHAnsi"/>
       <w:b/>
       <w:bCs/>
       <w:i/>
@@ -4629,7 +4674,7 @@
     <w:qFormat/>
     <w:rsid w:val="00fc693f"/>
     <w:rPr>
-      <w:rFonts w:ascii="Calibri" w:hAnsi="Calibri" w:eastAsia="ＭＳ ゴシック" w:cs="" w:asciiTheme="majorHAnsi" w:cstheme="majorBidi" w:eastAsiaTheme="majorEastAsia" w:hAnsiTheme="majorHAnsi"/>
+      <w:rFonts w:ascii="Calibri" w:hAnsi="Calibri" w:eastAsia="" w:cs="" w:asciiTheme="majorHAnsi" w:cstheme="majorBidi" w:eastAsiaTheme="majorEastAsia" w:hAnsiTheme="majorHAnsi"/>
       <w:color w:themeColor="accent1" w:themeShade="7f" w:val="243F60"/>
     </w:rPr>
   </w:style>
@@ -4641,7 +4686,7 @@
     <w:qFormat/>
     <w:rsid w:val="00fc693f"/>
     <w:rPr>
-      <w:rFonts w:ascii="Calibri" w:hAnsi="Calibri" w:eastAsia="ＭＳ ゴシック" w:cs="" w:asciiTheme="majorHAnsi" w:cstheme="majorBidi" w:eastAsiaTheme="majorEastAsia" w:hAnsiTheme="majorHAnsi"/>
+      <w:rFonts w:ascii="Calibri" w:hAnsi="Calibri" w:eastAsia="" w:cs="" w:asciiTheme="majorHAnsi" w:cstheme="majorBidi" w:eastAsiaTheme="majorEastAsia" w:hAnsiTheme="majorHAnsi"/>
       <w:i/>
       <w:iCs/>
       <w:color w:themeColor="accent1" w:themeShade="7f" w:val="243F60"/>
@@ -4655,7 +4700,7 @@
     <w:qFormat/>
     <w:rsid w:val="00fc693f"/>
     <w:rPr>
-      <w:rFonts w:ascii="Calibri" w:hAnsi="Calibri" w:eastAsia="ＭＳ ゴシック" w:cs="" w:asciiTheme="majorHAnsi" w:cstheme="majorBidi" w:eastAsiaTheme="majorEastAsia" w:hAnsiTheme="majorHAnsi"/>
+      <w:rFonts w:ascii="Calibri" w:hAnsi="Calibri" w:eastAsia="" w:cs="" w:asciiTheme="majorHAnsi" w:cstheme="majorBidi" w:eastAsiaTheme="majorEastAsia" w:hAnsiTheme="majorHAnsi"/>
       <w:i/>
       <w:iCs/>
       <w:color w:themeColor="text1" w:themeTint="bf" w:val="404040"/>
@@ -4669,7 +4714,7 @@
     <w:qFormat/>
     <w:rsid w:val="00fc693f"/>
     <w:rPr>
-      <w:rFonts w:ascii="Calibri" w:hAnsi="Calibri" w:eastAsia="ＭＳ ゴシック" w:cs="" w:asciiTheme="majorHAnsi" w:cstheme="majorBidi" w:eastAsiaTheme="majorEastAsia" w:hAnsiTheme="majorHAnsi"/>
+      <w:rFonts w:ascii="Calibri" w:hAnsi="Calibri" w:eastAsia="" w:cs="" w:asciiTheme="majorHAnsi" w:cstheme="majorBidi" w:eastAsiaTheme="majorEastAsia" w:hAnsiTheme="majorHAnsi"/>
       <w:color w:themeColor="accent1" w:val="4F81BD"/>
       <w:sz w:val="20"/>
       <w:szCs w:val="20"/>
@@ -4683,7 +4728,7 @@
     <w:qFormat/>
     <w:rsid w:val="00fc693f"/>
     <w:rPr>
-      <w:rFonts w:ascii="Calibri" w:hAnsi="Calibri" w:eastAsia="ＭＳ ゴシック" w:cs="" w:asciiTheme="majorHAnsi" w:cstheme="majorBidi" w:eastAsiaTheme="majorEastAsia" w:hAnsiTheme="majorHAnsi"/>
+      <w:rFonts w:ascii="Calibri" w:hAnsi="Calibri" w:eastAsia="" w:cs="" w:asciiTheme="majorHAnsi" w:cstheme="majorBidi" w:eastAsiaTheme="majorEastAsia" w:hAnsiTheme="majorHAnsi"/>
       <w:i/>
       <w:iCs/>
       <w:color w:themeColor="text1" w:themeTint="bf" w:val="404040"/>
@@ -4872,8 +4917,41 @@
       <w:rFonts w:cs="Arial"/>
     </w:rPr>
   </w:style>
+  <w:style w:type="paragraph" w:styleId="user">
+    <w:name w:val="Заголовок (user)"/>
+    <w:basedOn w:val="Normal"/>
+    <w:next w:val="BodyText"/>
+    <w:qFormat/>
+    <w:pPr>
+      <w:keepNext w:val="true"/>
+      <w:spacing w:before="240" w:after="120"/>
+    </w:pPr>
+    <w:rPr>
+      <w:rFonts w:ascii="Liberation Sans" w:hAnsi="Liberation Sans" w:eastAsia="Microsoft YaHei" w:cs="Arial"/>
+      <w:sz w:val="28"/>
+      <w:szCs w:val="28"/>
+    </w:rPr>
+  </w:style>
+  <w:style w:type="paragraph" w:styleId="user1">
+    <w:name w:val="Указатель (user)"/>
+    <w:basedOn w:val="Normal"/>
+    <w:qFormat/>
+    <w:pPr>
+      <w:suppressLineNumbers/>
+    </w:pPr>
+    <w:rPr>
+      <w:rFonts w:cs="Arial"/>
+    </w:rPr>
+  </w:style>
   <w:style w:type="paragraph" w:styleId="Style7">
     <w:name w:val="Колонтитулы"/>
+    <w:basedOn w:val="Normal"/>
+    <w:qFormat/>
+    <w:pPr/>
+    <w:rPr/>
+  </w:style>
+  <w:style w:type="paragraph" w:styleId="user2">
+    <w:name w:val="Колонтитулы (user)"/>
     <w:basedOn w:val="Normal"/>
     <w:qFormat/>
     <w:pPr/>
@@ -4920,12 +4998,13 @@
     <w:rsid w:val="00fc693f"/>
     <w:pPr>
       <w:widowControl/>
+      <w:suppressAutoHyphens w:val="true"/>
       <w:bidi w:val="0"/>
       <w:spacing w:lineRule="auto" w:line="240" w:before="0" w:after="0"/>
       <w:jc w:val="start"/>
     </w:pPr>
     <w:rPr>
-      <w:rFonts w:ascii="Cambria" w:hAnsi="Cambria" w:eastAsia="ＭＳ 明朝" w:cs="" w:asciiTheme="minorHAnsi" w:cstheme="minorBidi" w:eastAsiaTheme="minorEastAsia" w:hAnsiTheme="minorHAnsi"/>
+      <w:rFonts w:ascii="Cambria" w:hAnsi="Cambria" w:eastAsia="" w:cs="" w:asciiTheme="minorHAnsi" w:cstheme="minorBidi" w:eastAsiaTheme="minorEastAsia" w:hAnsiTheme="minorHAnsi"/>
       <w:color w:val="auto"/>
       <w:kern w:val="0"/>
       <w:sz w:val="22"/>
@@ -4949,7 +5028,7 @@
       <w:contextualSpacing/>
     </w:pPr>
     <w:rPr>
-      <w:rFonts w:ascii="Calibri" w:hAnsi="Calibri" w:eastAsia="ＭＳ ゴシック" w:cs="" w:asciiTheme="majorHAnsi" w:cstheme="majorBidi" w:eastAsiaTheme="majorEastAsia" w:hAnsiTheme="majorHAnsi"/>
+      <w:rFonts w:ascii="Calibri" w:hAnsi="Calibri" w:eastAsia="" w:cs="" w:asciiTheme="majorHAnsi" w:cstheme="majorBidi" w:eastAsiaTheme="majorEastAsia" w:hAnsiTheme="majorHAnsi"/>
       <w:color w:themeColor="text2" w:themeShade="bf" w:val="17365D"/>
       <w:spacing w:val="5"/>
       <w:kern w:val="2"/>
@@ -4967,7 +5046,7 @@
     <w:rsid w:val="00fc693f"/>
     <w:pPr/>
     <w:rPr>
-      <w:rFonts w:ascii="Calibri" w:hAnsi="Calibri" w:eastAsia="ＭＳ ゴシック" w:cs="" w:asciiTheme="majorHAnsi" w:cstheme="majorBidi" w:eastAsiaTheme="majorEastAsia" w:hAnsiTheme="majorHAnsi"/>
+      <w:rFonts w:ascii="Calibri" w:hAnsi="Calibri" w:eastAsia="" w:cs="" w:asciiTheme="majorHAnsi" w:cstheme="majorBidi" w:eastAsiaTheme="majorEastAsia" w:hAnsiTheme="majorHAnsi"/>
       <w:i/>
       <w:iCs/>
       <w:color w:themeColor="accent1" w:val="4F81BD"/>
@@ -5200,12 +5279,13 @@
         <w:tab w:val="left" w:pos="3456" w:leader="none"/>
         <w:tab w:val="left" w:pos="4032" w:leader="none"/>
       </w:tabs>
+      <w:suppressAutoHyphens w:val="true"/>
       <w:bidi w:val="0"/>
       <w:spacing w:lineRule="auto" w:line="276" w:before="0" w:after="200"/>
       <w:jc w:val="start"/>
     </w:pPr>
     <w:rPr>
-      <w:rFonts w:ascii="Courier" w:hAnsi="Courier" w:eastAsia="ＭＳ 明朝" w:cs="" w:cstheme="minorBidi" w:eastAsiaTheme="minorEastAsia"/>
+      <w:rFonts w:ascii="Courier" w:hAnsi="Courier" w:eastAsia="" w:cs="" w:cstheme="minorBidi" w:eastAsiaTheme="minorEastAsia"/>
       <w:color w:val="auto"/>
       <w:kern w:val="0"/>
       <w:sz w:val="20"/>
@@ -8403,7 +8483,6 @@
       <w:pPr>
         <w:spacing w:before="0" w:after="0" w:line="240" w:lineRule="auto"/>
       </w:pPr>
-      <w:rPr/>
       <w:tblPr/>
       <w:tcPr>
         <w:tcBorders>
@@ -8549,7 +8628,6 @@
       <w:pPr>
         <w:spacing w:before="0" w:after="0" w:line="240" w:lineRule="auto"/>
       </w:pPr>
-      <w:rPr/>
       <w:tblPr/>
       <w:tcPr>
         <w:tcBorders>
@@ -8695,7 +8773,6 @@
       <w:pPr>
         <w:spacing w:before="0" w:after="0" w:line="240" w:lineRule="auto"/>
       </w:pPr>
-      <w:rPr/>
       <w:tblPr/>
       <w:tcPr>
         <w:tcBorders>
@@ -8841,7 +8918,6 @@
       <w:pPr>
         <w:spacing w:before="0" w:after="0" w:line="240" w:lineRule="auto"/>
       </w:pPr>
-      <w:rPr/>
       <w:tblPr/>
       <w:tcPr>
         <w:tcBorders>
@@ -8987,7 +9063,6 @@
       <w:pPr>
         <w:spacing w:before="0" w:after="0" w:line="240" w:lineRule="auto"/>
       </w:pPr>
-      <w:rPr/>
       <w:tblPr/>
       <w:tcPr>
         <w:tcBorders>
@@ -9133,7 +9208,6 @@
       <w:pPr>
         <w:spacing w:before="0" w:after="0" w:line="240" w:lineRule="auto"/>
       </w:pPr>
-      <w:rPr/>
       <w:tblPr/>
       <w:tcPr>
         <w:tcBorders>
@@ -9279,7 +9353,6 @@
       <w:pPr>
         <w:spacing w:before="0" w:after="0" w:line="240" w:lineRule="auto"/>
       </w:pPr>
-      <w:rPr/>
       <w:tblPr/>
       <w:tcPr>
         <w:tcBorders>

--- a/tours/Программа туров актуальная.docx
+++ b/tours/Программа туров актуальная.docx
@@ -2438,7 +2438,13 @@
       </w:pPr>
       <w:r>
         <w:rPr/>
-        <w:t>Виза - НУЖНА</w:t>
+        <w:t xml:space="preserve">Виза – </w:t>
+      </w:r>
+      <w:r>
+        <w:rPr>
+          <w:lang w:val="ru-RU"/>
+        </w:rPr>
+        <w:t>не обязательно</w:t>
       </w:r>
     </w:p>
     <w:p>
@@ -4943,15 +4949,15 @@
       <w:rFonts w:cs="Arial"/>
     </w:rPr>
   </w:style>
-  <w:style w:type="paragraph" w:styleId="Style7">
-    <w:name w:val="Колонтитулы"/>
+  <w:style w:type="paragraph" w:styleId="user2">
+    <w:name w:val="Колонтитулы (user)"/>
     <w:basedOn w:val="Normal"/>
     <w:qFormat/>
     <w:pPr/>
     <w:rPr/>
   </w:style>
-  <w:style w:type="paragraph" w:styleId="user2">
-    <w:name w:val="Колонтитулы (user)"/>
+  <w:style w:type="paragraph" w:styleId="Style7">
+    <w:name w:val="Колонтитулы"/>
     <w:basedOn w:val="Normal"/>
     <w:qFormat/>
     <w:pPr/>
@@ -5333,7 +5339,7 @@
   </w:style>
   <w:style w:type="paragraph" w:styleId="IndexHeading">
     <w:name w:val="index heading"/>
-    <w:basedOn w:val="Style5"/>
+    <w:basedOn w:val="user"/>
     <w:pPr/>
     <w:rPr/>
   </w:style>
@@ -5351,8 +5357,8 @@
     </w:pPr>
     <w:rPr/>
   </w:style>
-  <w:style w:type="numbering" w:styleId="Style8" w:default="1">
-    <w:name w:val="Без списка"/>
+  <w:style w:type="numbering" w:styleId="user3" w:default="1">
+    <w:name w:val="Без списка (user)"/>
     <w:uiPriority w:val="99"/>
     <w:semiHidden/>
     <w:unhideWhenUsed/>

--- a/tours/Программа туров актуальная.docx
+++ b/tours/Программа туров актуальная.docx
@@ -5,25 +5,6 @@
     <w:p>
       <w:pPr>
         <w:pStyle w:val="Heading1"/>
-        <w:keepNext w:val="true"/>
-        <w:keepLines/>
-        <w:spacing w:before="480" w:after="0"/>
-        <w:rPr/>
-      </w:pPr>
-      <w:r>
-        <w:rPr/>
-        <w:br/>
-      </w:r>
-      <w:r>
-        <w:rPr>
-          <w:lang w:val="ru-RU"/>
-        </w:rPr>
-        <w:t>С 01.10.2026 цена туров по 630 евро поднимается до 670 евро. Бронирование до 30.09.2026 по старой цене 630 евро.</w:t>
-      </w:r>
-    </w:p>
-    <w:p>
-      <w:pPr>
-        <w:pStyle w:val="Heading1"/>
         <w:rPr/>
       </w:pPr>
       <w:r>
@@ -1436,435 +1417,262 @@
       </w:r>
     </w:p>
     <w:p>
-      <w:pPr>
-        <w:pStyle w:val="Normal"/>
-        <w:rPr/>
-      </w:pPr>
-      <w:r>
-        <w:rPr/>
+      <w:pPr/>
+      <w:r>
         <w:t>Виза - не обязательно</w:t>
       </w:r>
     </w:p>
     <w:p>
-      <w:pPr>
-        <w:pStyle w:val="Normal"/>
-        <w:rPr/>
-      </w:pPr>
-      <w:r>
-        <w:rPr/>
-        <w:t>Куда: Минск - Бамберг - Ротенбург на Таубере - Страсбург - Баден-Баден* - Люцерн* - Лаутербруннен* - Мюррен* - Дижон* - Кольмар-Риквир - Нюрнберг - Минск</w:t>
-      </w:r>
-    </w:p>
-    <w:p>
-      <w:pPr>
-        <w:pStyle w:val="Normal"/>
-        <w:rPr/>
-      </w:pPr>
-      <w:r>
-        <w:rPr/>
-        <w:t>Когда: 12.12.2026 - 21.12.2026 (мест нет)</w:t>
-      </w:r>
-    </w:p>
-    <w:p>
-      <w:pPr>
-        <w:pStyle w:val="Normal"/>
-        <w:rPr/>
-      </w:pPr>
-      <w:r>
-        <w:rPr/>
+      <w:pPr/>
+      <w:r>
+        <w:t>Куда: Минск - Бамберг - Ротенбург на Таубере - Страсбург - Баден-Баден* - Люцерн* - Лаутербруннен* - Мюррен* - Дижон*- Кольмар-Риквир - Нюрнберг - Минск</w:t>
+      </w:r>
+    </w:p>
+    <w:p>
+      <w:pPr/>
+      <w:r>
+        <w:t>12.12.2026 - 21.12.2026 (мест нет)</w:t>
+      </w:r>
+    </w:p>
+    <w:p>
+      <w:pPr/>
+      <w:r>
         <w:t>20.03.2027 - 29.03.2027 (мало мест)</w:t>
       </w:r>
     </w:p>
     <w:p>
-      <w:pPr>
-        <w:pStyle w:val="Normal"/>
-        <w:rPr/>
-      </w:pPr>
-      <w:r>
-        <w:rPr/>
+      <w:pPr/>
+      <w:r>
         <w:t>25.09.2027 - 04.10.2027</w:t>
       </w:r>
     </w:p>
     <w:p>
-      <w:pPr>
-        <w:pStyle w:val="Normal"/>
-        <w:rPr/>
-      </w:pPr>
-      <w:r>
-        <w:rPr/>
+      <w:pPr/>
+      <w:r>
         <w:t>11.12.2027 - 20.12.2027</w:t>
       </w:r>
     </w:p>
     <w:p>
-      <w:pPr>
-        <w:pStyle w:val="Normal"/>
-        <w:rPr/>
-      </w:pPr>
-      <w:r>
-        <w:rPr/>
-        <w:t>Сколько стоит: 630 € на человека при проживании в 2 или 3 местном номере</w:t>
-      </w:r>
-    </w:p>
-    <w:p>
-      <w:pPr>
-        <w:pStyle w:val="Normal"/>
-        <w:rPr/>
-      </w:pPr>
-      <w:r>
-        <w:rPr/>
-        <w:t>Что включено в стоимость тура:</w:t>
-      </w:r>
-    </w:p>
-    <w:p>
-      <w:pPr>
-        <w:pStyle w:val="Normal"/>
-        <w:rPr/>
-      </w:pPr>
-      <w:r>
-        <w:rPr/>
+      <w:pPr/>
+      <w:r>
+        <w:t>Сколько стоит: 670 € на человека при проживании в 2 или 3 местном номере</w:t>
+      </w:r>
+    </w:p>
+    <w:p>
+      <w:pPr/>
+      <w:r>
+        <w:t>Что включено в стоимость тура :</w:t>
+      </w:r>
+    </w:p>
+    <w:p>
+      <w:pPr/>
+      <w:r>
         <w:t>туруслуга</w:t>
       </w:r>
     </w:p>
     <w:p>
-      <w:pPr>
-        <w:pStyle w:val="Normal"/>
-        <w:rPr/>
-      </w:pPr>
-      <w:r>
-        <w:rPr/>
+      <w:pPr/>
+      <w:r>
         <w:t>проезд автобусом туркласса</w:t>
       </w:r>
     </w:p>
     <w:p>
-      <w:pPr>
-        <w:pStyle w:val="Normal"/>
-        <w:rPr/>
-      </w:pPr>
-      <w:r>
-        <w:rPr/>
+      <w:pPr/>
+      <w:r>
         <w:t>7 ночлегов в отелях туркласса</w:t>
       </w:r>
     </w:p>
     <w:p>
-      <w:pPr>
-        <w:pStyle w:val="Normal"/>
-        <w:rPr/>
-      </w:pPr>
-      <w:r>
-        <w:rPr/>
+      <w:pPr/>
+      <w:r>
         <w:t>7 завтраков в отелях</w:t>
       </w:r>
     </w:p>
     <w:p>
-      <w:pPr>
-        <w:pStyle w:val="Normal"/>
-        <w:rPr/>
-      </w:pPr>
-      <w:r>
-        <w:rPr/>
+      <w:pPr/>
+      <w:r>
         <w:t>Услуги сопровождающего</w:t>
       </w:r>
     </w:p>
     <w:p>
-      <w:pPr>
-        <w:pStyle w:val="Normal"/>
-        <w:rPr/>
-      </w:pPr>
-      <w:r>
-        <w:rPr/>
+      <w:pPr/>
+      <w:r>
         <w:t>Экскурсии в Бамберге, Ротенбурге-на-Таубере, Страсбурге, Кольмаре, Риквире, Нюрнберге.</w:t>
       </w:r>
     </w:p>
     <w:p>
-      <w:pPr>
-        <w:pStyle w:val="Normal"/>
-        <w:rPr/>
-      </w:pPr>
-      <w:r>
-        <w:rPr/>
+      <w:pPr/>
+      <w:r>
         <w:t>городской налог</w:t>
       </w:r>
     </w:p>
     <w:p>
-      <w:pPr>
-        <w:pStyle w:val="Normal"/>
-        <w:rPr/>
-      </w:pPr>
-      <w:r>
-        <w:rPr/>
+      <w:pPr/>
+      <w:r>
         <w:t>Что оплачивается дополнительно:</w:t>
       </w:r>
     </w:p>
     <w:p>
-      <w:pPr>
-        <w:pStyle w:val="Normal"/>
-        <w:rPr/>
-      </w:pPr>
-      <w:r>
-        <w:rPr/>
+      <w:pPr/>
+      <w:r>
         <w:t>Обязательно:</w:t>
       </w:r>
     </w:p>
     <w:p>
-      <w:pPr>
-        <w:pStyle w:val="Normal"/>
-        <w:rPr/>
-      </w:pPr>
-      <w:r>
-        <w:rPr/>
+      <w:pPr/>
+      <w:r>
         <w:t>медицинская страховка (оформляется самостоятельно)</w:t>
       </w:r>
     </w:p>
     <w:p>
-      <w:pPr>
-        <w:pStyle w:val="Normal"/>
-        <w:rPr/>
-      </w:pPr>
-      <w:r>
-        <w:rPr/>
+      <w:pPr/>
+      <w:r>
         <w:t>При необходимости:</w:t>
       </w:r>
     </w:p>
     <w:p>
-      <w:pPr>
-        <w:pStyle w:val="Normal"/>
-        <w:rPr/>
-      </w:pPr>
-      <w:r>
-        <w:rPr/>
+      <w:pPr/>
+      <w:r>
         <w:t>консульский сбор за открытие визы - 35 €</w:t>
       </w:r>
     </w:p>
     <w:p>
-      <w:pPr>
-        <w:pStyle w:val="Normal"/>
-        <w:rPr/>
-      </w:pPr>
-      <w:r>
-        <w:rPr/>
-        <w:t>оплата ускоренного продвижения ко въезду на КПП с использованием дополнительных мер при скоплении большого количества автобусов накануне выезда - 20 €</w:t>
-      </w:r>
-    </w:p>
-    <w:p>
-      <w:pPr>
-        <w:pStyle w:val="Normal"/>
-        <w:rPr/>
-      </w:pPr>
-      <w:r>
-        <w:rPr/>
+      <w:pPr/>
+      <w:r>
+        <w:t>оплата ускоренного продвижения ко въезду на КПП с использованием дополнительных мер</w:t>
+      </w:r>
+    </w:p>
+    <w:p>
+      <w:pPr/>
+      <w:r>
+        <w:t>при скоплении большого количества автобусов накануне выезда -20 €</w:t>
+      </w:r>
+    </w:p>
+    <w:p>
+      <w:pPr/>
+      <w:r>
         <w:t>По желанию:</w:t>
       </w:r>
     </w:p>
     <w:p>
-      <w:pPr>
-        <w:pStyle w:val="Normal"/>
-        <w:rPr/>
-      </w:pPr>
-      <w:r>
-        <w:rPr/>
-        <w:t>обзорная экскурсия по Познани (при благоприятном прохождении границы) - 10€ / 5 € (несовершеннолетние)</w:t>
-      </w:r>
-    </w:p>
-    <w:p>
-      <w:pPr>
-        <w:pStyle w:val="Normal"/>
-        <w:rPr/>
-      </w:pPr>
-      <w:r>
-        <w:rPr/>
+      <w:pPr/>
+      <w:r>
+        <w:t>обзорная экскурсия по Познани (при благоприятном прохождении границы) - 10€/ 5 € (несовершеннолетние)</w:t>
+      </w:r>
+    </w:p>
+    <w:p>
+      <w:pPr/>
+      <w:r>
         <w:t>Поездка в Баден-Баден - 20 € Посещение термального комплекса Каракалла терме по желанию + 20 €</w:t>
       </w:r>
     </w:p>
     <w:p>
-      <w:pPr>
-        <w:pStyle w:val="Normal"/>
-        <w:rPr/>
-      </w:pPr>
-      <w:r>
-        <w:rPr/>
+      <w:pPr/>
+      <w:r>
         <w:t>дегустация в Риквире - 20 €</w:t>
       </w:r>
     </w:p>
     <w:p>
-      <w:pPr>
-        <w:pStyle w:val="Normal"/>
-        <w:rPr/>
-      </w:pPr>
-      <w:r>
-        <w:rPr/>
+      <w:pPr/>
+      <w:r>
         <w:t>экскурсия в Люцерн, Лаутербруннен+Мюррен - 50 €</w:t>
       </w:r>
     </w:p>
     <w:p>
-      <w:pPr>
-        <w:pStyle w:val="Normal"/>
-        <w:rPr/>
-      </w:pPr>
-      <w:r>
-        <w:rPr/>
+      <w:pPr/>
+      <w:r>
         <w:t>экскурсия в Дижон - 30 €</w:t>
       </w:r>
     </w:p>
     <w:p>
-      <w:pPr>
-        <w:pStyle w:val="Normal"/>
-        <w:rPr/>
-      </w:pPr>
-      <w:r>
-        <w:rPr/>
+      <w:pPr/>
+      <w:r>
         <w:t>аренда наушников для экскурсий - 10 €/6€</w:t>
       </w:r>
     </w:p>
     <w:p>
-      <w:pPr>
-        <w:pStyle w:val="Normal"/>
-        <w:rPr/>
-      </w:pPr>
-      <w:r>
-        <w:rPr/>
+      <w:pPr/>
+      <w:r>
         <w:t>Выездные экскурсии состоятся при минимальной группе 25 чел.</w:t>
       </w:r>
     </w:p>
     <w:p>
-      <w:pPr>
-        <w:pStyle w:val="Normal"/>
-        <w:rPr/>
-      </w:pPr>
-      <w:r>
-        <w:rPr/>
+      <w:pPr/>
+      <w:r>
         <w:t>Программа тура:</w:t>
       </w:r>
     </w:p>
     <w:p>
-      <w:pPr>
-        <w:pStyle w:val="Normal"/>
-        <w:rPr/>
-      </w:pPr>
-      <w:r>
-        <w:rPr/>
-        <w:t>1 день, суббота: Выезд из Минска ориентировочно в 15.00. Выезд из Бреста ориентировочно 20.30. Прохождение границы.</w:t>
-      </w:r>
-    </w:p>
-    <w:p>
-      <w:pPr>
-        <w:pStyle w:val="Normal"/>
-        <w:rPr/>
-      </w:pPr>
-      <w:r>
-        <w:rPr/>
-        <w:t>2 день, воскресенье: Транзит по Польше, по возможности экскурсия по Познани*. Прибытие в транзитный отель во второй половине дня, отдых.</w:t>
-      </w:r>
-    </w:p>
-    <w:p>
-      <w:pPr>
-        <w:pStyle w:val="Normal"/>
-        <w:rPr/>
-      </w:pPr>
-      <w:r>
-        <w:rPr/>
-        <w:t>3 день, понедельник: Завтрак, выселение. Бамберг (обзорная), Ротенбург-на-Таубере. Ночлег в Германии.</w:t>
-      </w:r>
-    </w:p>
-    <w:p>
-      <w:pPr>
-        <w:pStyle w:val="Normal"/>
-        <w:rPr/>
-      </w:pPr>
-      <w:r>
-        <w:rPr/>
-        <w:t>4 день, вторник: Завтрак, выселение. Страсбург (обзорная с гидом), свободное время. По желанию Баден-Баден* и термы Каракалла*. Переезд в Мюлуз, ночлег.</w:t>
-      </w:r>
-    </w:p>
-    <w:p>
-      <w:pPr>
-        <w:pStyle w:val="Normal"/>
-        <w:rPr/>
-      </w:pPr>
-      <w:r>
-        <w:rPr/>
-        <w:t>5 день, среда: Свободный день в Мюлузе или выездная Люцерн* – Лаутербруннен + Мюррен*. При неработающей канатной дороге – маршрут Лаутербруннен–Гриндельвальд–Интерлакен. Возврат в Мюлуз.</w:t>
-      </w:r>
-    </w:p>
-    <w:p>
-      <w:pPr>
-        <w:pStyle w:val="Normal"/>
-        <w:rPr/>
-      </w:pPr>
-      <w:r>
-        <w:rPr/>
-        <w:t>6 день, четверг: Свободный день в Мюлузе. По желанию Дижон* (самостоятельная прогулка-квест). Ночлег.</w:t>
-      </w:r>
-    </w:p>
-    <w:p>
-      <w:pPr>
-        <w:pStyle w:val="Normal"/>
-        <w:rPr/>
-      </w:pPr>
-      <w:r>
-        <w:rPr/>
-        <w:t>7 день, пятница: Завтрак, выселение. Кольмар, Риквир (дегустация*). Переезд в Нюрнберг, ночлег.</w:t>
-      </w:r>
-    </w:p>
-    <w:p>
-      <w:pPr>
-        <w:pStyle w:val="Normal"/>
-        <w:rPr/>
-      </w:pPr>
-      <w:r>
-        <w:rPr/>
-        <w:t>8 день, суббота: Завтрак, выселение. Обзорная по Нюрнбергу с гидом. Переезд в транзитный отель в Польше.</w:t>
-      </w:r>
-    </w:p>
-    <w:p>
-      <w:pPr>
-        <w:pStyle w:val="Normal"/>
-        <w:rPr/>
-      </w:pPr>
-      <w:r>
-        <w:rPr/>
-        <w:t>9 день, воскресенье\утро понедельник: Завтрак, выселение. Выезд в Минск через Брест.</w:t>
-      </w:r>
-    </w:p>
-    <w:p>
-      <w:pPr>
-        <w:pStyle w:val="Normal"/>
-        <w:rPr/>
-      </w:pPr>
-      <w:r>
-        <w:rPr/>
-      </w:r>
-    </w:p>
-    <w:p>
-      <w:pPr>
-        <w:pStyle w:val="Normal"/>
-        <w:rPr/>
-      </w:pPr>
-      <w:r>
-        <w:rPr/>
-        <w:t>Ссылка на тур - https://docs.google.com/document/d/1MB6U0EqMNu8pG3kHeP5RdQrNtI9ab7Dr</w:t>
-      </w:r>
-    </w:p>
-    <w:p>
-      <w:pPr>
-        <w:pStyle w:val="Normal"/>
-        <w:rPr/>
-      </w:pPr>
-      <w:r>
-        <w:rPr/>
+      <w:pPr/>
+      <w:r>
+        <w:t>1 день, суббота: Выезд из Минска ориентировочно в 15.00, из Бреста ориентировочно в 20.30. Прохождение границы.</w:t>
+      </w:r>
+    </w:p>
+    <w:p>
+      <w:pPr/>
+      <w:r>
+        <w:t>2 день, воскресенье: Переезд по Польше. При благоприятном прохождении границы — экскурсия по Познани*. Ночлег в транзитном отеле, отдых.</w:t>
+      </w:r>
+    </w:p>
+    <w:p>
+      <w:pPr/>
+      <w:r>
+        <w:t>3 день, понедельник: Завтрак, выселение. Бамберг (обзорная), Ротенбург-на-Таубере. Ночлег в транзитном отеле в Германии.</w:t>
+      </w:r>
+    </w:p>
+    <w:p>
+      <w:pPr/>
+      <w:r>
+        <w:t>4 день, вторник: Завтрак, выселение. Страсбург: обзорная, свободное время; по желанию Баден-Баден* и термальный комплекс. Ночлег в Мюлузе (или пригороде).</w:t>
+      </w:r>
+    </w:p>
+    <w:p>
+      <w:pPr/>
+      <w:r>
+        <w:t>5 день, среда: Завтрак. Свободный день в Мюлузе или по желанию Люцерн* — Лаутербруннен + Мюррен*. Ночлег в Мюлузе.</w:t>
+      </w:r>
+    </w:p>
+    <w:p>
+      <w:pPr/>
+      <w:r>
+        <w:t>6 день, четверг: Завтрак. Свободный день в Мюлузе или по желанию Дижон* (прогулка-квест). Ночлег в Мюлузе.</w:t>
+      </w:r>
+    </w:p>
+    <w:p>
+      <w:pPr/>
+      <w:r>
+        <w:t>7 день, пятница: Завтрак, выселение. Кольмар (обзорная), Риквир (дегустация*). Ночлег в Нюрнберге (или пригороде).</w:t>
+      </w:r>
+    </w:p>
+    <w:p>
+      <w:pPr/>
+      <w:r>
+        <w:t>8 день, суббота: Завтрак, выселение. Нюрнберг: обзорная с гидом. Ночлег в транзитном отеле в Польше.</w:t>
+      </w:r>
+    </w:p>
+    <w:p>
+      <w:pPr/>
+      <w:r>
+        <w:t>9 день, воскресенье\утро понедельника: Завтрак, выселение. Выезд в Минск через Брест.</w:t>
+      </w:r>
+    </w:p>
+    <w:p>
+      <w:pPr/>
+    </w:p>
+    <w:p>
+      <w:pPr/>
+      <w:r>
+        <w:t>Ссылка на тур - https://docs.google.com/document/d/1Kbp7_PWA3xNqjHcbAxlA8JHCWBNExDkWW_QGI7w1sxA</w:t>
+      </w:r>
+    </w:p>
+    <w:p>
+      <w:pPr/>
+      <w:r>
         <w:t>Ссылка на бронирование - https://sundita.by/tur/francziya-i-eyo-sosedi</w:t>
       </w:r>
     </w:p>
     <w:p>
       <w:pPr>
-        <w:pStyle w:val="Normal"/>
-        <w:rPr/>
-      </w:pPr>
-      <w:r>
-        <w:rPr/>
-      </w:r>
-    </w:p>
-    <w:p>
-      <w:pPr>
         <w:pStyle w:val="Heading1"/>
         <w:rPr/>
       </w:pPr>
@@ -1874,555 +1682,334 @@
       </w:r>
     </w:p>
     <w:p>
-      <w:pPr>
-        <w:pStyle w:val="Normal"/>
-        <w:rPr/>
-      </w:pPr>
-      <w:r>
-        <w:rPr/>
+      <w:pPr/>
+      <w:r>
         <w:t>Виза - не обязательно</w:t>
       </w:r>
     </w:p>
     <w:p>
-      <w:pPr>
-        <w:pStyle w:val="Normal"/>
-        <w:rPr/>
-      </w:pPr>
-      <w:r>
-        <w:rPr/>
+      <w:pPr/>
+      <w:r>
         <w:t>Куда: Минск - Потсдам - Амстердам - Париж 3 дня - Люксембург - Трир - Минск</w:t>
       </w:r>
     </w:p>
     <w:p>
-      <w:pPr>
-        <w:pStyle w:val="Normal"/>
-        <w:rPr/>
-      </w:pPr>
-      <w:r>
-        <w:rPr/>
+      <w:pPr/>
+      <w:r>
         <w:t>Когда: 24.10.2026 - 02.11.2026 (мест нет)</w:t>
       </w:r>
     </w:p>
     <w:p>
-      <w:pPr>
-        <w:pStyle w:val="Normal"/>
-        <w:rPr/>
-      </w:pPr>
-      <w:r>
-        <w:rPr/>
+      <w:pPr/>
+      <w:r>
         <w:t>19.12.2026 - 28.12.2026 (мест нет)</w:t>
       </w:r>
     </w:p>
     <w:p>
-      <w:pPr>
-        <w:pStyle w:val="Normal"/>
-        <w:rPr/>
-      </w:pPr>
-      <w:r>
-        <w:rPr/>
+      <w:pPr/>
+      <w:r>
         <w:t>13.02.2027 - 22.02.2027</w:t>
       </w:r>
     </w:p>
     <w:p>
-      <w:pPr>
-        <w:pStyle w:val="Normal"/>
-        <w:rPr/>
-      </w:pPr>
-      <w:r>
-        <w:rPr/>
+      <w:pPr/>
+      <w:r>
         <w:t>06.03.2027 - 15.03.2027</w:t>
       </w:r>
     </w:p>
     <w:p>
-      <w:pPr>
-        <w:pStyle w:val="Normal"/>
-        <w:rPr/>
-      </w:pPr>
-      <w:r>
-        <w:rPr/>
+      <w:pPr/>
+      <w:r>
         <w:t>17.04.2027 - 26.04.2027</w:t>
       </w:r>
     </w:p>
     <w:p>
-      <w:pPr>
-        <w:pStyle w:val="Normal"/>
-        <w:rPr/>
-      </w:pPr>
-      <w:r>
-        <w:rPr/>
+      <w:pPr/>
+      <w:r>
         <w:t>08.05.2027 - 17.05.2027</w:t>
       </w:r>
     </w:p>
     <w:p>
-      <w:pPr>
-        <w:pStyle w:val="Normal"/>
-        <w:rPr/>
-      </w:pPr>
-      <w:r>
-        <w:rPr/>
+      <w:pPr/>
+      <w:r>
         <w:t>12.06.2027 - 21.06.2027</w:t>
       </w:r>
     </w:p>
     <w:p>
-      <w:pPr>
-        <w:pStyle w:val="Normal"/>
-        <w:rPr/>
-      </w:pPr>
-      <w:r>
-        <w:rPr/>
+      <w:pPr/>
+      <w:r>
         <w:t>07.08.2027 - 16.08.2027</w:t>
       </w:r>
     </w:p>
     <w:p>
-      <w:pPr>
-        <w:pStyle w:val="Normal"/>
-        <w:rPr/>
-      </w:pPr>
-      <w:r>
-        <w:rPr/>
+      <w:pPr/>
+      <w:r>
         <w:t>18.09.2027 - 27.09.2027</w:t>
       </w:r>
     </w:p>
     <w:p>
-      <w:pPr>
-        <w:pStyle w:val="Normal"/>
-        <w:rPr/>
-      </w:pPr>
-      <w:r>
-        <w:rPr/>
+      <w:pPr/>
+      <w:r>
         <w:t>16.10.2027 - 25.10.2027</w:t>
       </w:r>
     </w:p>
     <w:p>
-      <w:pPr>
-        <w:pStyle w:val="Normal"/>
-        <w:rPr/>
-      </w:pPr>
-      <w:r>
-        <w:rPr/>
+      <w:pPr/>
+      <w:r>
         <w:t>06.11.2027 - 15.11.2027</w:t>
       </w:r>
     </w:p>
     <w:p>
-      <w:pPr>
-        <w:pStyle w:val="Normal"/>
-        <w:rPr/>
-      </w:pPr>
-      <w:r>
-        <w:rPr/>
+      <w:pPr/>
+      <w:r>
         <w:t>04.12.2027 - 13.12.2027</w:t>
       </w:r>
     </w:p>
     <w:p>
-      <w:pPr>
-        <w:pStyle w:val="Normal"/>
-        <w:rPr/>
-      </w:pPr>
-      <w:r>
-        <w:rPr/>
-        <w:t>Сколько стоит: 630 € (на человека при проживании в 2 или 3 местном номере).</w:t>
-      </w:r>
-    </w:p>
-    <w:p>
-      <w:pPr>
-        <w:pStyle w:val="Normal"/>
-        <w:rPr/>
-      </w:pPr>
-      <w:r>
-        <w:rPr/>
-        <w:t>Что включено в стоимость тура:</w:t>
-      </w:r>
-    </w:p>
-    <w:p>
-      <w:pPr>
-        <w:pStyle w:val="Normal"/>
-        <w:rPr/>
-      </w:pPr>
-      <w:r>
-        <w:rPr/>
+      <w:pPr/>
+      <w:r>
+        <w:t>Сколько стоит: 670 € (на человека при проживании в 2 или 3 местном номере).</w:t>
+      </w:r>
+    </w:p>
+    <w:p>
+      <w:pPr/>
+      <w:r>
+        <w:t>Что включено в стоимость тура :</w:t>
+      </w:r>
+    </w:p>
+    <w:p>
+      <w:pPr/>
+      <w:r>
         <w:t>туруслуга</w:t>
       </w:r>
     </w:p>
     <w:p>
-      <w:pPr>
-        <w:pStyle w:val="Normal"/>
-        <w:rPr/>
-      </w:pPr>
-      <w:r>
-        <w:rPr/>
+      <w:pPr/>
+      <w:r>
         <w:t>визовая поддержка</w:t>
       </w:r>
     </w:p>
     <w:p>
-      <w:pPr>
-        <w:pStyle w:val="Normal"/>
-        <w:rPr/>
-      </w:pPr>
-      <w:r>
-        <w:rPr/>
+      <w:pPr/>
+      <w:r>
         <w:t>проезд автобусом</w:t>
       </w:r>
     </w:p>
     <w:p>
-      <w:pPr>
-        <w:pStyle w:val="Normal"/>
-        <w:rPr/>
-      </w:pPr>
-      <w:r>
-        <w:rPr/>
+      <w:pPr/>
+      <w:r>
         <w:t>7 ночлегов в отелях</w:t>
       </w:r>
     </w:p>
     <w:p>
-      <w:pPr>
-        <w:pStyle w:val="Normal"/>
-        <w:rPr/>
-      </w:pPr>
-      <w:r>
-        <w:rPr/>
+      <w:pPr/>
+      <w:r>
         <w:t>7 завтраков в отелях</w:t>
       </w:r>
     </w:p>
     <w:p>
-      <w:pPr>
-        <w:pStyle w:val="Normal"/>
-        <w:rPr/>
-      </w:pPr>
-      <w:r>
-        <w:rPr/>
+      <w:pPr/>
+      <w:r>
         <w:t>обзорные экскурсии в Потсдаме, Амстердаме, Париже, Люксембурге, Трире</w:t>
       </w:r>
     </w:p>
     <w:p>
-      <w:pPr>
-        <w:pStyle w:val="Normal"/>
-        <w:rPr/>
-      </w:pPr>
-      <w:r>
-        <w:rPr/>
+      <w:pPr/>
+      <w:r>
         <w:t>услуги сопровождающего</w:t>
       </w:r>
     </w:p>
     <w:p>
-      <w:pPr>
-        <w:pStyle w:val="Normal"/>
-        <w:rPr/>
-      </w:pPr>
-      <w:r>
-        <w:rPr/>
+      <w:pPr/>
+      <w:r>
         <w:t>городские налоги</w:t>
       </w:r>
     </w:p>
     <w:p>
-      <w:pPr>
-        <w:pStyle w:val="Normal"/>
-        <w:rPr/>
-      </w:pPr>
-      <w:r>
-        <w:rPr/>
+      <w:pPr/>
+      <w:r>
         <w:t>Что оплачивается дополнительно:</w:t>
       </w:r>
     </w:p>
     <w:p>
-      <w:pPr>
-        <w:pStyle w:val="Normal"/>
-        <w:rPr/>
-      </w:pPr>
-      <w:r>
-        <w:rPr/>
+      <w:pPr/>
+      <w:r>
         <w:t>Обязательно:</w:t>
       </w:r>
     </w:p>
     <w:p>
-      <w:pPr>
-        <w:pStyle w:val="Normal"/>
-        <w:rPr/>
-      </w:pPr>
-      <w:r>
-        <w:rPr/>
+      <w:pPr/>
+      <w:r>
         <w:t>медицинская страховка (оформляется самостоятельно)</w:t>
       </w:r>
     </w:p>
     <w:p>
-      <w:pPr>
-        <w:pStyle w:val="Normal"/>
-        <w:rPr/>
-      </w:pPr>
-      <w:r>
-        <w:rPr/>
+      <w:pPr/>
+      <w:r>
         <w:t>При необходимости:</w:t>
       </w:r>
     </w:p>
     <w:p>
-      <w:pPr>
-        <w:pStyle w:val="Normal"/>
-        <w:rPr/>
-      </w:pPr>
-      <w:r>
-        <w:rPr/>
+      <w:pPr/>
+      <w:r>
         <w:t>консульский сбор за открытие визы - 35 €</w:t>
       </w:r>
     </w:p>
     <w:p>
-      <w:pPr>
-        <w:pStyle w:val="Normal"/>
-        <w:rPr/>
-      </w:pPr>
-      <w:r>
-        <w:rPr/>
-        <w:t>оплата ускоренного продвижения ко въезду на КПП с использованием дополнительных мер при скоплении большого количества автобусов накануне выезда - 20 €</w:t>
-      </w:r>
-    </w:p>
-    <w:p>
-      <w:pPr>
-        <w:pStyle w:val="Normal"/>
-        <w:rPr/>
-      </w:pPr>
-      <w:r>
-        <w:rPr/>
+      <w:pPr/>
+      <w:r>
+        <w:t>оплата ускоренного продвижения ко въезду на КПП с использованием дополнительных мер</w:t>
+      </w:r>
+    </w:p>
+    <w:p>
+      <w:pPr/>
+      <w:r>
+        <w:t>при скоплении большого количества автобусов накануне выезда - 20 €</w:t>
+      </w:r>
+    </w:p>
+    <w:p>
+      <w:pPr/>
+      <w:r>
         <w:t>По желанию (*):</w:t>
       </w:r>
     </w:p>
     <w:p>
-      <w:pPr>
-        <w:pStyle w:val="Normal"/>
-        <w:rPr/>
-      </w:pPr>
-      <w:r>
-        <w:rPr/>
-        <w:t>обзорная экскурсия по Познани (при благоприятном прохождении границы) - 10€ / 5 € (несовершеннолетние)</w:t>
-      </w:r>
-    </w:p>
-    <w:p>
-      <w:pPr>
-        <w:pStyle w:val="Normal"/>
-        <w:rPr/>
-      </w:pPr>
-      <w:r>
-        <w:rPr/>
+      <w:pPr/>
+      <w:r>
+        <w:t>обзорная экскурсия по Познани (при благоприятном прохождении границы) - 10€/ 5 € (несовершеннолетние)</w:t>
+      </w:r>
+    </w:p>
+    <w:p>
+      <w:pPr/>
+      <w:r>
         <w:t>дегустация на голландской сыроварне - 5€</w:t>
       </w:r>
     </w:p>
     <w:p>
-      <w:pPr>
-        <w:pStyle w:val="Normal"/>
-        <w:rPr/>
-      </w:pPr>
-      <w:r>
-        <w:rPr/>
-        <w:t>круиз по каналам Амстердама - 15€ / 10€</w:t>
-      </w:r>
-    </w:p>
-    <w:p>
-      <w:pPr>
-        <w:pStyle w:val="Normal"/>
-        <w:rPr/>
-      </w:pPr>
-      <w:r>
-        <w:rPr/>
-        <w:t>экскурсия “Чрево Парижа” – 15€ / 10€</w:t>
-      </w:r>
-    </w:p>
-    <w:p>
-      <w:pPr>
-        <w:pStyle w:val="Normal"/>
-        <w:rPr/>
-      </w:pPr>
-      <w:r>
-        <w:rPr/>
-        <w:t>экскурсия “Огни ночного Парижа” - 20€ / 10€</w:t>
-      </w:r>
-    </w:p>
-    <w:p>
-      <w:pPr>
-        <w:pStyle w:val="Normal"/>
-        <w:rPr/>
-      </w:pPr>
-      <w:r>
-        <w:rPr/>
-        <w:t>экскурсия по Монмартру - 15€ / 10€</w:t>
-      </w:r>
-    </w:p>
-    <w:p>
-      <w:pPr>
-        <w:pStyle w:val="Normal"/>
-        <w:rPr/>
-      </w:pPr>
-      <w:r>
-        <w:rPr/>
+      <w:pPr/>
+      <w:r>
+        <w:t>круиз по каналам Амстердама - 15€ /10€</w:t>
+      </w:r>
+    </w:p>
+    <w:p>
+      <w:pPr/>
+      <w:r>
+        <w:t>экскурсия “Чрево Парижа” – 15€ /10€</w:t>
+      </w:r>
+    </w:p>
+    <w:p>
+      <w:pPr/>
+      <w:r>
+        <w:t>экскурсия “Огни ночного Парижа” - 20€ /10€</w:t>
+      </w:r>
+    </w:p>
+    <w:p>
+      <w:pPr/>
+      <w:r>
+        <w:t>экскурсия по Монмартру - 15€ /10€</w:t>
+      </w:r>
+    </w:p>
+    <w:p>
+      <w:pPr/>
+      <w:r>
         <w:t>круиз по Сене - 18€ / 12€</w:t>
       </w:r>
     </w:p>
     <w:p>
-      <w:pPr>
-        <w:pStyle w:val="Normal"/>
-        <w:rPr/>
-      </w:pPr>
-      <w:r>
-        <w:rPr/>
-        <w:t>выездная экскурсия в королевский замок Фонтенбло - 35€ / 20€</w:t>
-      </w:r>
-    </w:p>
-    <w:p>
-      <w:pPr>
-        <w:pStyle w:val="Normal"/>
-        <w:rPr/>
-      </w:pPr>
-      <w:r>
-        <w:rPr/>
+      <w:pPr/>
+      <w:r>
+        <w:t>выездная экскурсия в королевский замок Фонтенбло - 35€ /20€</w:t>
+      </w:r>
+    </w:p>
+    <w:p>
+      <w:pPr/>
+      <w:r>
         <w:t>аренда наушников для экскурсий - 10€</w:t>
       </w:r>
     </w:p>
     <w:p>
-      <w:pPr>
-        <w:pStyle w:val="Normal"/>
-        <w:rPr/>
-      </w:pPr>
-      <w:r>
-        <w:rPr/>
+      <w:pPr/>
+      <w:r>
         <w:t>Дополнительные экскурсии состоятся при минимальной группе 25 чел.</w:t>
       </w:r>
     </w:p>
     <w:p>
-      <w:pPr>
-        <w:pStyle w:val="Normal"/>
-        <w:rPr/>
-      </w:pPr>
-      <w:r>
-        <w:rPr/>
+      <w:pPr/>
+      <w:r>
         <w:t>Программа тура:</w:t>
       </w:r>
     </w:p>
     <w:p>
-      <w:pPr>
-        <w:pStyle w:val="Normal"/>
-        <w:rPr/>
-      </w:pPr>
-      <w:r>
-        <w:rPr/>
+      <w:pPr/>
+      <w:r>
         <w:t>1 день, суббота: Выезд из Минска ориентировочно в 15.00, из Бреста ориентировочно в 20.30. Прохождение границы.</w:t>
       </w:r>
     </w:p>
     <w:p>
-      <w:pPr>
-        <w:pStyle w:val="Normal"/>
-        <w:rPr/>
-      </w:pPr>
-      <w:r>
-        <w:rPr/>
-        <w:t>2 день, воскресенье: Транзит по Польше, по возможности экскурсия по Познани*. Ночлег в Польше.</w:t>
-      </w:r>
-    </w:p>
-    <w:p>
-      <w:pPr>
-        <w:pStyle w:val="Normal"/>
-        <w:rPr/>
-      </w:pPr>
-      <w:r>
-        <w:rPr/>
-        <w:t>3 день, понедельник: Завтрак, выселение. Потсдам (обзорная, парк Сан-Суси), свободное время. Ночлег в Германии.</w:t>
-      </w:r>
-    </w:p>
-    <w:p>
-      <w:pPr>
-        <w:pStyle w:val="Normal"/>
-        <w:rPr/>
-      </w:pPr>
-      <w:r>
-        <w:rPr/>
-        <w:t>4 день, вторник: Завтрак, выселение. Амстердам: сыроварня*, обзорная, свободное время, по желанию кораблик по каналам*. Ночлег во Франции.</w:t>
-      </w:r>
-    </w:p>
-    <w:p>
-      <w:pPr>
-        <w:pStyle w:val="Normal"/>
-        <w:rPr/>
-      </w:pPr>
-      <w:r>
-        <w:rPr/>
-        <w:t>5 день, среда: Завтрак, выселение. Переезд в Париж, автобусная обзорная с гидом. По желанию «Чрево Парижа»*, свободное время, вечером «Огни ночного Парижа»*. Ночлег под Парижем.</w:t>
-      </w:r>
-    </w:p>
-    <w:p>
-      <w:pPr>
-        <w:pStyle w:val="Normal"/>
-        <w:rPr/>
-      </w:pPr>
-      <w:r>
-        <w:rPr/>
-        <w:t>6 день, четверг: Завтрак. Свободный день в Париже или замки Луары*. Ночлег под Парижем.</w:t>
-      </w:r>
-    </w:p>
-    <w:p>
-      <w:pPr>
-        <w:pStyle w:val="Normal"/>
-        <w:rPr/>
-      </w:pPr>
-      <w:r>
-        <w:rPr/>
-        <w:t>7 день, пятница: Завтрак, выселение. Свободное время в Париже, по желанию Монмартр* и кораблик по Сене*. Переезд во Францию, ночлег.</w:t>
-      </w:r>
-    </w:p>
-    <w:p>
-      <w:pPr>
-        <w:pStyle w:val="Normal"/>
-        <w:rPr/>
-      </w:pPr>
-      <w:r>
-        <w:rPr/>
+      <w:pPr/>
+      <w:r>
+        <w:t>2 день, воскресенье: Переезд по Польше. При благоприятном прохождении границы — экскурсия по Познани*. Ночлег в транзитном отеле в Польше.</w:t>
+      </w:r>
+    </w:p>
+    <w:p>
+      <w:pPr/>
+      <w:r>
+        <w:t>3 день, понедельник: Завтрак, выселение. Переезд в Потсдам, обзорная экскурсия, свободное время. Ночлег в Германии.</w:t>
+      </w:r>
+    </w:p>
+    <w:p>
+      <w:pPr/>
+      <w:r>
+        <w:t>4 день, вторник: Завтрак, выселение. Амстердам: сыроварня*, обзорная экскурсия, свободное время, по желанию кораблик по каналам*. Ночлег во Франции.</w:t>
+      </w:r>
+    </w:p>
+    <w:p>
+      <w:pPr/>
+      <w:r>
+        <w:t>5 день, среда: Завтрак, выселение. Париж: обзорная на автобусе с гидом, по желанию «Чрево Парижа»*, свободное время, вечером по желанию «Огни ночного Парижа»*. Ночлег в пригороде Парижа.</w:t>
+      </w:r>
+    </w:p>
+    <w:p>
+      <w:pPr/>
+      <w:r>
+        <w:t>6 день, четверг: Завтрак. Свободное время в Париже или по желанию экскурсия в королевский замок Фонтенбло*. Ночлег в пригороде Парижа.</w:t>
+      </w:r>
+    </w:p>
+    <w:p>
+      <w:pPr/>
+      <w:r>
+        <w:t>7 день, пятница: Завтрак, выселение. Свободное время в Париже, по желанию Монмартр* и кораблик по Сене*. Ночлег во Франции.</w:t>
+      </w:r>
+    </w:p>
+    <w:p>
+      <w:pPr/>
+      <w:r>
         <w:t>8 день, суббота: Завтрак, выселение. Люксембург (обзорная), Трир (обзорная), свободное время. Ночлег в Польше.</w:t>
       </w:r>
     </w:p>
     <w:p>
-      <w:pPr>
-        <w:pStyle w:val="Normal"/>
-        <w:rPr/>
-      </w:pPr>
-      <w:r>
-        <w:rPr/>
-        <w:t>9 день, воскресенье\утро понедельник: Завтрак, выселение. Переезд в Минск через Брест.</w:t>
-      </w:r>
-    </w:p>
-    <w:p>
-      <w:pPr>
-        <w:pStyle w:val="Normal"/>
-        <w:rPr/>
-      </w:pPr>
-      <w:r>
-        <w:rPr/>
-      </w:r>
-    </w:p>
-    <w:p>
-      <w:pPr>
-        <w:pStyle w:val="Normal"/>
-        <w:rPr/>
-      </w:pPr>
-      <w:r>
-        <w:rPr/>
-        <w:t>Ссылка на тур - https://docs.google.com/document/d/1dLsh0_1n4VVbLRaf1y2S06CJYMdoBn3u</w:t>
-      </w:r>
-    </w:p>
-    <w:p>
-      <w:pPr>
-        <w:pStyle w:val="Normal"/>
-        <w:rPr/>
-      </w:pPr>
-      <w:r>
-        <w:rPr/>
+      <w:pPr/>
+      <w:r>
+        <w:t>9 день, воскресенье\утро понедельника: Завтрак, выселение. Переезд в Минск через Брест.</w:t>
+      </w:r>
+    </w:p>
+    <w:p>
+      <w:pPr/>
+    </w:p>
+    <w:p>
+      <w:pPr/>
+      <w:r>
+        <w:t>Ссылка на тур - https://docs.google.com/document/d/1AHwx6LsU-D2XPTABj_YSRReoYXsXJEy_</w:t>
+      </w:r>
+    </w:p>
+    <w:p>
+      <w:pPr/>
+      <w:r>
         <w:t>Ссылка на бронирование - https://sundita.by/tur/franczuzskij-poczeluj</w:t>
       </w:r>
     </w:p>
     <w:p>
       <w:pPr>
-        <w:pStyle w:val="Normal"/>
-        <w:rPr/>
-      </w:pPr>
-      <w:r>
-        <w:rPr/>
-      </w:r>
-    </w:p>
-    <w:p>
-      <w:pPr>
         <w:pStyle w:val="Heading1"/>
         <w:rPr/>
       </w:pPr>
@@ -2432,427 +2019,246 @@
       </w:r>
     </w:p>
     <w:p>
-      <w:pPr>
-        <w:pStyle w:val="Normal"/>
-        <w:rPr/>
-      </w:pPr>
-      <w:r>
-        <w:rPr/>
-        <w:t xml:space="preserve">Виза – </w:t>
-      </w:r>
-      <w:r>
-        <w:rPr>
-          <w:lang w:val="ru-RU"/>
-        </w:rPr>
-        <w:t>не обязательно</w:t>
-      </w:r>
-    </w:p>
-    <w:p>
-      <w:pPr>
-        <w:pStyle w:val="Normal"/>
-        <w:rPr/>
-      </w:pPr>
-      <w:r>
-        <w:rPr/>
-        <w:t>Куда: Минск - Берлин - Гент - Брюссель* - Этрета* + Онфлёр* + Мон-Сен-Мишель* + Сен-Мало* - Руан - Брюгге - Кёльн - Минск</w:t>
-      </w:r>
-    </w:p>
-    <w:p>
-      <w:pPr>
-        <w:pStyle w:val="Normal"/>
-        <w:rPr/>
-      </w:pPr>
-      <w:r>
-        <w:rPr/>
+      <w:pPr/>
+      <w:r>
+        <w:t>Виза - не обязательно</w:t>
+      </w:r>
+    </w:p>
+    <w:p>
+      <w:pPr/>
+      <w:r>
+        <w:t>Куда: Минск - Берлин - Гент - Брюссель* - Этрета* + Онфлер* + Мон-Сен-Мишель* + Сен-Мало* - Руан - Брюгге - Кёльн - Минск</w:t>
+      </w:r>
+    </w:p>
+    <w:p>
+      <w:pPr/>
+      <w:r>
         <w:t>Когда: 22.05.2027 - 31.05.2027 (мало мест)</w:t>
       </w:r>
     </w:p>
     <w:p>
-      <w:pPr>
-        <w:pStyle w:val="Normal"/>
-        <w:rPr/>
-      </w:pPr>
-      <w:r>
-        <w:rPr/>
+      <w:pPr/>
+      <w:r>
         <w:t>19.06.2027 - 28.06.2027</w:t>
       </w:r>
     </w:p>
     <w:p>
-      <w:pPr>
-        <w:pStyle w:val="Normal"/>
-        <w:rPr/>
-      </w:pPr>
-      <w:r>
-        <w:rPr/>
+      <w:pPr/>
+      <w:r>
         <w:t>24.07.2027 - 02.08.2027</w:t>
       </w:r>
     </w:p>
     <w:p>
-      <w:pPr>
-        <w:pStyle w:val="Normal"/>
-        <w:rPr/>
-      </w:pPr>
-      <w:r>
-        <w:rPr/>
+      <w:pPr/>
+      <w:r>
         <w:t>14.08.2027 - 23.08.2027</w:t>
       </w:r>
     </w:p>
     <w:p>
-      <w:pPr>
-        <w:pStyle w:val="Normal"/>
-        <w:rPr/>
-      </w:pPr>
-      <w:r>
-        <w:rPr/>
-        <w:t>Сколько стоит: 630 € на человека при проживании в 2 или 3 местном номере</w:t>
-      </w:r>
-    </w:p>
-    <w:p>
-      <w:pPr>
-        <w:pStyle w:val="Normal"/>
-        <w:rPr/>
-      </w:pPr>
-      <w:r>
-        <w:rPr/>
-        <w:t>Что включено в стоимость тура:</w:t>
-      </w:r>
-    </w:p>
-    <w:p>
-      <w:pPr>
-        <w:pStyle w:val="Normal"/>
-        <w:rPr/>
-      </w:pPr>
-      <w:r>
-        <w:rPr/>
+      <w:pPr/>
+      <w:r>
+        <w:t>Сколько стоит: 670 € на человека при проживании в 2 или 3 местном номере</w:t>
+      </w:r>
+    </w:p>
+    <w:p>
+      <w:pPr/>
+      <w:r>
+        <w:t>Что включено в стоимость тура :</w:t>
+      </w:r>
+    </w:p>
+    <w:p>
+      <w:pPr/>
+      <w:r>
         <w:t>Туруслуга</w:t>
       </w:r>
     </w:p>
     <w:p>
-      <w:pPr>
-        <w:pStyle w:val="Normal"/>
-        <w:rPr/>
-      </w:pPr>
-      <w:r>
-        <w:rPr/>
+      <w:pPr/>
+      <w:r>
         <w:t>Проезд автобусом</w:t>
       </w:r>
     </w:p>
     <w:p>
-      <w:pPr>
-        <w:pStyle w:val="Normal"/>
-        <w:rPr/>
-      </w:pPr>
-      <w:r>
-        <w:rPr/>
+      <w:pPr/>
+      <w:r>
         <w:t>7 ночлегов в отелях</w:t>
       </w:r>
     </w:p>
     <w:p>
-      <w:pPr>
-        <w:pStyle w:val="Normal"/>
-        <w:rPr/>
-      </w:pPr>
-      <w:r>
-        <w:rPr/>
+      <w:pPr/>
+      <w:r>
         <w:t>7 завтраков в отелях</w:t>
       </w:r>
     </w:p>
     <w:p>
-      <w:pPr>
-        <w:pStyle w:val="Normal"/>
-        <w:rPr/>
-      </w:pPr>
-      <w:r>
-        <w:rPr/>
+      <w:pPr/>
+      <w:r>
         <w:t>городские налоги</w:t>
       </w:r>
     </w:p>
     <w:p>
-      <w:pPr>
-        <w:pStyle w:val="Normal"/>
-        <w:rPr/>
-      </w:pPr>
-      <w:r>
-        <w:rPr/>
+      <w:pPr/>
+      <w:r>
         <w:t>экскурсии в Берлине, Генте, Руане, Брюгге, Кёльне</w:t>
       </w:r>
     </w:p>
     <w:p>
-      <w:pPr>
-        <w:pStyle w:val="Normal"/>
-        <w:rPr/>
-      </w:pPr>
-      <w:r>
-        <w:rPr/>
+      <w:pPr/>
+      <w:r>
         <w:t>услуги сопровождающего</w:t>
       </w:r>
     </w:p>
     <w:p>
-      <w:pPr>
-        <w:pStyle w:val="Normal"/>
-        <w:rPr/>
-      </w:pPr>
-      <w:r>
-        <w:rPr/>
+      <w:pPr/>
+      <w:r>
         <w:t>Что оплачивается дополнительно:</w:t>
       </w:r>
     </w:p>
     <w:p>
-      <w:pPr>
-        <w:pStyle w:val="Normal"/>
-        <w:rPr/>
-      </w:pPr>
-      <w:r>
-        <w:rPr/>
+      <w:pPr/>
+      <w:r>
         <w:t>Обязательно:</w:t>
       </w:r>
     </w:p>
     <w:p>
-      <w:pPr>
-        <w:pStyle w:val="Normal"/>
-        <w:rPr/>
-      </w:pPr>
-      <w:r>
-        <w:rPr/>
+      <w:pPr/>
+      <w:r>
         <w:t>медицинская страховка (оформляется самостоятельно)</w:t>
       </w:r>
     </w:p>
     <w:p>
-      <w:pPr>
-        <w:pStyle w:val="Normal"/>
-        <w:rPr/>
-      </w:pPr>
-      <w:r>
-        <w:rPr/>
+      <w:pPr/>
+      <w:r>
         <w:t>При необходимости:</w:t>
       </w:r>
     </w:p>
     <w:p>
-      <w:pPr>
-        <w:pStyle w:val="Normal"/>
-        <w:rPr/>
-      </w:pPr>
-      <w:r>
-        <w:rPr/>
+      <w:pPr/>
+      <w:r>
         <w:t>консульский сбор за открытие визы - 35 €</w:t>
       </w:r>
     </w:p>
     <w:p>
-      <w:pPr>
-        <w:pStyle w:val="Normal"/>
-        <w:rPr/>
-      </w:pPr>
-      <w:r>
-        <w:rPr/>
-        <w:t>оплата ускоренного продвижения ко въезду на КПП с использованием дополнительных мер при скоплении большого количества автобусов накануне выезда - 20 €</w:t>
-      </w:r>
-    </w:p>
-    <w:p>
-      <w:pPr>
-        <w:pStyle w:val="Normal"/>
-        <w:rPr/>
-      </w:pPr>
-      <w:r>
-        <w:rPr/>
+      <w:pPr/>
+      <w:r>
+        <w:t>оплата ускоренного продвижения ко въезду на КПП с использованием дополнительных мер при скоплении большого количества автобусов накануне выезда -20 €</w:t>
+      </w:r>
+    </w:p>
+    <w:p>
+      <w:pPr/>
+      <w:r>
         <w:t>По желанию:</w:t>
       </w:r>
     </w:p>
     <w:p>
-      <w:pPr>
-        <w:pStyle w:val="Normal"/>
-        <w:rPr/>
-      </w:pPr>
-      <w:r>
-        <w:rPr/>
-        <w:t>обзорная экскурсия по Познани (при благоприятном прохождении границы) - 10€ / 5 € (несовершеннолетние)</w:t>
-      </w:r>
-    </w:p>
-    <w:p>
-      <w:pPr>
-        <w:pStyle w:val="Normal"/>
-        <w:rPr/>
-      </w:pPr>
-      <w:r>
-        <w:rPr/>
+      <w:pPr/>
+      <w:r>
+        <w:t>обзорная экскурсия по Познани (при благоприятном прохождении границы) - 10€/ 5 € (несовершеннолетние)</w:t>
+      </w:r>
+    </w:p>
+    <w:p>
+      <w:pPr/>
+      <w:r>
         <w:t>обзорная экскурсия в Брюссель - 25 €</w:t>
       </w:r>
     </w:p>
     <w:p>
-      <w:pPr>
-        <w:pStyle w:val="Normal"/>
-        <w:rPr/>
-      </w:pPr>
-      <w:r>
-        <w:rPr/>
+      <w:pPr/>
+      <w:r>
         <w:t>Этрета + Онфлер - 50 € (билеты в ландшафтный парк «Сады Этрета» приобретаются самостоятельно на месте)</w:t>
       </w:r>
     </w:p>
     <w:p>
-      <w:pPr>
-        <w:pStyle w:val="Normal"/>
-        <w:rPr/>
-      </w:pPr>
-      <w:r>
-        <w:rPr/>
-        <w:t>Мон-Сен-Мишель + Сен-Мало - 50 €</w:t>
-      </w:r>
-    </w:p>
-    <w:p>
-      <w:pPr>
-        <w:pStyle w:val="Normal"/>
-        <w:rPr/>
-      </w:pPr>
-      <w:r>
-        <w:rPr/>
+      <w:pPr/>
+      <w:r>
+        <w:t>Мон-Сен-Мишель + Сен- Мало - 50 €</w:t>
+      </w:r>
+    </w:p>
+    <w:p>
+      <w:pPr/>
+      <w:r>
         <w:t>аренда наушников для экскурсий - 10 €</w:t>
       </w:r>
     </w:p>
     <w:p>
-      <w:pPr>
-        <w:pStyle w:val="Normal"/>
-        <w:rPr/>
-      </w:pPr>
-      <w:r>
-        <w:rPr/>
+      <w:pPr/>
+      <w:r>
         <w:t>Выездные экскурсии состоятся при минимальной группе 25 чел.</w:t>
       </w:r>
     </w:p>
     <w:p>
-      <w:pPr>
-        <w:pStyle w:val="Normal"/>
-        <w:rPr/>
-      </w:pPr>
-      <w:r>
-        <w:rPr/>
+      <w:pPr/>
+      <w:r>
         <w:t>Программа тура:</w:t>
       </w:r>
     </w:p>
     <w:p>
-      <w:pPr>
-        <w:pStyle w:val="Normal"/>
-        <w:rPr/>
-      </w:pPr>
-      <w:r>
-        <w:rPr/>
+      <w:pPr/>
+      <w:r>
         <w:t>1 день, суббота: Выезд из Минска ориентировочно в 15.00. Прохождение границы.</w:t>
       </w:r>
     </w:p>
     <w:p>
-      <w:pPr>
-        <w:pStyle w:val="Normal"/>
-        <w:rPr/>
-      </w:pPr>
-      <w:r>
-        <w:rPr/>
-        <w:t>2 день, воскресенье: Транзит по Польше, по возможности Познань*. Транзитный отель, отдых.</w:t>
-      </w:r>
-    </w:p>
-    <w:p>
-      <w:pPr>
-        <w:pStyle w:val="Normal"/>
-        <w:rPr/>
-      </w:pPr>
-      <w:r>
-        <w:rPr/>
-        <w:t>3 день, понедельник: Завтрак, выселение. Берлин (автобусно-пешеходная обзорная с гидом), свободное время. Ночлег в Германии.</w:t>
-      </w:r>
-    </w:p>
-    <w:p>
-      <w:pPr>
-        <w:pStyle w:val="Normal"/>
-        <w:rPr/>
-      </w:pPr>
-      <w:r>
-        <w:rPr/>
-        <w:t>4 день, вторник: Завтрак, выселение. Гент (обзорная с гидом), по желанию Брюссель*. Переезд под Руан, ночлег.</w:t>
-      </w:r>
-    </w:p>
-    <w:p>
-      <w:pPr>
-        <w:pStyle w:val="Normal"/>
-        <w:rPr/>
-      </w:pPr>
-      <w:r>
-        <w:rPr/>
-        <w:t>5 день, среда: Завтрак. Свободный день в Руане или Этрета* + Онфлёр* + Довиль-Трувиль*. Ночлег.</w:t>
-      </w:r>
-    </w:p>
-    <w:p>
-      <w:pPr>
-        <w:pStyle w:val="Normal"/>
-        <w:rPr/>
-      </w:pPr>
-      <w:r>
-        <w:rPr/>
-        <w:t>6 день, четверг: Завтрак. Свободный день в Руане или Мон-Сен-Мишель* + Сен-Мало*. Ночлег.</w:t>
-      </w:r>
-    </w:p>
-    <w:p>
-      <w:pPr>
-        <w:pStyle w:val="Normal"/>
-        <w:rPr/>
-      </w:pPr>
-      <w:r>
-        <w:rPr/>
-        <w:t>7 день, пятница: Завтрак, выселение. Обзорная по Руану, переезд в Брюгге (обзорная). Ночлег в Германии.</w:t>
-      </w:r>
-    </w:p>
-    <w:p>
-      <w:pPr>
-        <w:pStyle w:val="Normal"/>
-        <w:rPr/>
-      </w:pPr>
-      <w:r>
-        <w:rPr/>
+      <w:pPr/>
+      <w:r>
+        <w:t>2 день, воскресенье: Переезд по Польше. При благоприятном прохождении границы — экскурсия по Познани*. Ночлег в транзитном отеле, отдых.</w:t>
+      </w:r>
+    </w:p>
+    <w:p>
+      <w:pPr/>
+      <w:r>
+        <w:t>3 день, понедельник: Завтрак, выселение. Берлин: автобусно-пешеходная обзорная с гидом. Ночлег в Германии.</w:t>
+      </w:r>
+    </w:p>
+    <w:p>
+      <w:pPr/>
+      <w:r>
+        <w:t>4 день, вторник: Завтрак, выселение. Гент: обзорная с гидом; по желанию Брюссель*. Ночлег во Франции (район Руана).</w:t>
+      </w:r>
+    </w:p>
+    <w:p>
+      <w:pPr/>
+      <w:r>
+        <w:t>5 день, среда: Завтрак. Свободное время в Руане или по желанию Этрета* + Онфлёр* + Довиль-Трувиль*. Ночлег.</w:t>
+      </w:r>
+    </w:p>
+    <w:p>
+      <w:pPr/>
+      <w:r>
+        <w:t>6 день, четверг: Завтрак. Свободный день в Руане или по желанию Мон-Сен-Мишель* + Сен-Мало*. Ночлег.</w:t>
+      </w:r>
+    </w:p>
+    <w:p>
+      <w:pPr/>
+      <w:r>
+        <w:t>7 день, пятница: Завтрак, выселение. Обзорная экскурсия в Руане, переезд в Брюгге (обзорная). Ночлег в Германии.</w:t>
+      </w:r>
+    </w:p>
+    <w:p>
+      <w:pPr/>
+      <w:r>
         <w:t>8 день, суббота: Завтрак, выселение. Кёльн (обзорная). Ночлег в Польше.</w:t>
       </w:r>
     </w:p>
     <w:p>
-      <w:pPr>
-        <w:pStyle w:val="Normal"/>
-        <w:rPr/>
-      </w:pPr>
-      <w:r>
-        <w:rPr/>
-        <w:t>9 день, воскресенье\утро понедельник: Завтрак, выселение. Выезд в Минск через Брест.</w:t>
-      </w:r>
-    </w:p>
-    <w:p>
-      <w:pPr>
-        <w:pStyle w:val="Normal"/>
-        <w:rPr/>
-      </w:pPr>
-      <w:r>
-        <w:rPr/>
-      </w:r>
-    </w:p>
-    <w:p>
-      <w:pPr>
-        <w:pStyle w:val="Normal"/>
-        <w:rPr/>
-      </w:pPr>
-      <w:r>
-        <w:rPr/>
+      <w:pPr/>
+      <w:r>
+        <w:t>9 день, воскресенье\утро понедельника: Завтрак, выселение. Выезд в Минск через Брест.</w:t>
+      </w:r>
+    </w:p>
+    <w:p>
+      <w:pPr/>
+    </w:p>
+    <w:p>
+      <w:pPr/>
+      <w:r>
         <w:t>Ссылка на тур - https://docs.google.com/document/d/1d1hNBDdRZME-yckgo47PDmDAXgKhVQm-w9xIARfpr6w/</w:t>
       </w:r>
     </w:p>
     <w:p>
-      <w:pPr>
-        <w:pStyle w:val="Normal"/>
-        <w:rPr/>
-      </w:pPr>
-      <w:r>
-        <w:rPr/>
+      <w:pPr/>
+      <w:r>
         <w:t>Ссылка на бронирование - https://sundita.by/tur/magiya-normandii/</w:t>
-      </w:r>
-    </w:p>
-    <w:p>
-      <w:pPr>
-        <w:pStyle w:val="Normal"/>
-        <w:rPr/>
-      </w:pPr>
-      <w:r>
-        <w:rPr/>
       </w:r>
     </w:p>
     <w:p>
